--- a/ProiectISP_TulucaMaria_PaladeMadalina.docx
+++ b/ProiectISP_TulucaMaria_PaladeMadalina.docx
@@ -1,6 +1,6 @@
 
 <file path=word/document.xml><?xml version="1.0" encoding="utf-8"?>
-<w:document xmlns:ve="http://schemas.openxmlformats.org/markup-compatibility/2006" xmlns:o="urn:schemas-microsoft-com:office:office" xmlns:r="http://schemas.openxmlformats.org/officeDocument/2006/relationships" xmlns:m="http://schemas.openxmlformats.org/officeDocument/2006/math" xmlns:v="urn:schemas-microsoft-com:vml" xmlns:wp="http://schemas.openxmlformats.org/drawingml/2006/wordprocessingDrawing" xmlns:w10="urn:schemas-microsoft-com:office:word" xmlns:w="http://schemas.openxmlformats.org/wordprocessingml/2006/main" xmlns:wne="http://schemas.microsoft.com/office/word/2006/wordml">
+<w:document xmlns:wpc="http://schemas.microsoft.com/office/word/2010/wordprocessingCanvas" xmlns:cx="http://schemas.microsoft.com/office/drawing/2014/chartex" xmlns:cx1="http://schemas.microsoft.com/office/drawing/2015/9/8/chartex" xmlns:cx2="http://schemas.microsoft.com/office/drawing/2015/10/21/chartex" xmlns:cx3="http://schemas.microsoft.com/office/drawing/2016/5/9/chartex" xmlns:cx4="http://schemas.microsoft.com/office/drawing/2016/5/10/chartex" xmlns:cx5="http://schemas.microsoft.com/office/drawing/2016/5/11/chartex" xmlns:cx6="http://schemas.microsoft.com/office/drawing/2016/5/12/chartex" xmlns:cx7="http://schemas.microsoft.com/office/drawing/2016/5/13/chartex" xmlns:cx8="http://schemas.microsoft.com/office/drawing/2016/5/14/chartex" xmlns:mc="http://schemas.openxmlformats.org/markup-compatibility/2006" xmlns:aink="http://schemas.microsoft.com/office/drawing/2016/ink" xmlns:am3d="http://schemas.microsoft.com/office/drawing/2017/model3d" xmlns:o="urn:schemas-microsoft-com:office:office" xmlns:oel="http://schemas.microsoft.com/office/2019/extlst" xmlns:r="http://schemas.openxmlformats.org/officeDocument/2006/relationships" xmlns:m="http://schemas.openxmlformats.org/officeDocument/2006/math" xmlns:v="urn:schemas-microsoft-com:vml" xmlns:wp14="http://schemas.microsoft.com/office/word/2010/wordprocessingDrawing" xmlns:wp="http://schemas.openxmlformats.org/drawingml/2006/wordprocessingDrawing" xmlns:w10="urn:schemas-microsoft-com:office:word" xmlns:w="http://schemas.openxmlformats.org/wordprocessingml/2006/main" xmlns:w14="http://schemas.microsoft.com/office/word/2010/wordml" xmlns:w15="http://schemas.microsoft.com/office/word/2012/wordml" xmlns:w16cex="http://schemas.microsoft.com/office/word/2018/wordml/cex" xmlns:w16cid="http://schemas.microsoft.com/office/word/2016/wordml/cid" xmlns:w16="http://schemas.microsoft.com/office/word/2018/wordml" xmlns:w16du="http://schemas.microsoft.com/office/word/2023/wordml/word16du" xmlns:w16sdtdh="http://schemas.microsoft.com/office/word/2020/wordml/sdtdatahash" xmlns:w16sdtfl="http://schemas.microsoft.com/office/word/2024/wordml/sdtformatlock" xmlns:w16se="http://schemas.microsoft.com/office/word/2015/wordml/symex" xmlns:wpg="http://schemas.microsoft.com/office/word/2010/wordprocessingGroup" xmlns:wpi="http://schemas.microsoft.com/office/word/2010/wordprocessingInk" xmlns:wne="http://schemas.microsoft.com/office/word/2006/wordml" xmlns:wps="http://schemas.microsoft.com/office/word/2010/wordprocessingShape" mc:Ignorable="w14 w15 w16se w16cid w16 w16cex w16sdtdh w16sdtfl w16du wp14">
   <w:body>
     <w:p>
       <w:pPr>
@@ -23,8 +23,8 @@
           <w:szCs w:val="28"/>
           <w:lang w:eastAsia="en-GB"/>
         </w:rPr>
-        <w:pict>
-          <v:group id="Group 6" o:spid="_x0000_s1026" style="position:absolute;left:0;text-align:left;margin-left:408.45pt;margin-top:-31.2pt;width:115pt;height:137.35pt;z-index:251658240" coordsize="1587,1797" o:gfxdata="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">
+        <w:pict w14:anchorId="2DD02859">
+          <v:group id="Group 6" o:spid="_x0000_s1032" alt="" style="position:absolute;left:0;text-align:left;margin-left:408.45pt;margin-top:-31.2pt;width:115pt;height:137.35pt;z-index:251654656" coordsize="1587,1797">
             <v:shapetype id="_x0000_t75" coordsize="21600,21600" o:spt="75" o:preferrelative="t" path="m@4@5l@4@11@9@11@9@5xe" filled="f" stroked="f">
               <v:stroke joinstyle="miter"/>
               <v:formulas>
@@ -44,14 +44,14 @@
               <v:path o:extrusionok="f" gradientshapeok="t" o:connecttype="rect"/>
               <o:lock v:ext="edit" aspectratio="t"/>
             </v:shapetype>
-            <v:shape id="Picture 1026112823" o:spid="_x0000_s1027" type="#_x0000_t75" style="position:absolute;left:56;top:1581;width:1485;height:216;visibility:visible" o:gfxdata="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">
-              <v:imagedata r:id="rId6" o:title="" croptop="55043f"/>
+            <v:shape id="Picture 1026112823" o:spid="_x0000_s1033" type="#_x0000_t75" alt="" style="position:absolute;left:56;top:1581;width:1485;height:216;visibility:visible">
+              <v:imagedata r:id="rId8" o:title="" croptop="55043f"/>
             </v:shape>
-            <v:shape id="Picture 369191851" o:spid="_x0000_s1028" type="#_x0000_t75" style="position:absolute;left:265;top:1497;width:1031;height:159;flip:y;visibility:visible" o:gfxdata="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">
-              <v:imagedata r:id="rId6" o:title="" croptop="57796f" cropleft="10008f" cropright="10008f"/>
+            <v:shape id="Picture 369191851" o:spid="_x0000_s1034" type="#_x0000_t75" alt="" style="position:absolute;left:265;top:1497;width:1031;height:159;flip:y;visibility:visible">
+              <v:imagedata r:id="rId8" o:title="" croptop="57796f" cropleft="10008f" cropright="10008f"/>
             </v:shape>
-            <v:shape id="Picture 500161479" o:spid="_x0000_s1029" type="#_x0000_t75" style="position:absolute;width:1587;height:1624;visibility:visible" o:gfxdata="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">
-              <v:imagedata r:id="rId7" o:title=""/>
+            <v:shape id="Picture 500161479" o:spid="_x0000_s1035" type="#_x0000_t75" alt="" style="position:absolute;width:1587;height:1624;visibility:visible">
+              <v:imagedata r:id="rId9" o:title=""/>
             </v:shape>
           </v:group>
         </w:pict>
@@ -65,15 +65,14 @@
           <w:szCs w:val="28"/>
           <w:lang w:eastAsia="en-GB"/>
         </w:rPr>
-        <w:pict>
-          <v:oval id="Oval 1" o:spid="_x0000_s1030" style="position:absolute;left:0;text-align:left;margin-left:-42.45pt;margin-top:-24.25pt;width:117.75pt;height:117.85pt;z-index:251658240;visibility:visible;mso-width-relative:margin;mso-height-relative:margin;v-text-anchor:middle" o:gfxdata="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" stroked="f" strokeweight="1pt">
-            <v:fill r:id="rId8" o:title="" recolor="t" rotate="t" type="frame"/>
+        <w:pict w14:anchorId="37808F81">
+          <v:oval id="Oval 1" o:spid="_x0000_s1031" alt="" style="position:absolute;left:0;text-align:left;margin-left:-42.45pt;margin-top:-24.25pt;width:117.75pt;height:117.85pt;z-index:251655680;visibility:visible;mso-wrap-edited:f;mso-width-percent:0;mso-height-percent:0;mso-width-percent:0;mso-height-percent:0;mso-width-relative:margin;mso-height-relative:margin;v-text-anchor:middle" stroked="f" strokeweight="1pt">
+            <v:fill r:id="rId10" o:title="" recolor="t" rotate="t" type="frame"/>
             <v:stroke joinstyle="miter"/>
             <v:shadow on="t" type="perspective" color="black" origin=",.5" offset="0,0" matrix="655f,,,655f"/>
           </v:oval>
         </w:pict>
       </w:r>
-      <w:proofErr w:type="spellStart"/>
       <w:r>
         <w:rPr>
           <w:bCs/>
@@ -83,33 +82,8 @@
           <w:szCs w:val="32"/>
           <w:lang w:val="en-US"/>
         </w:rPr>
-        <w:t>Universitatea</w:t>
-      </w:r>
-      <w:proofErr w:type="spellEnd"/>
-      <w:r>
-        <w:rPr>
-          <w:bCs/>
-          <w:i/>
-          <w:color w:val="000000" w:themeColor="text1"/>
-          <w:sz w:val="32"/>
-          <w:szCs w:val="32"/>
-          <w:lang w:val="en-US"/>
-        </w:rPr>
-        <w:t xml:space="preserve"> </w:t>
-      </w:r>
-      <w:proofErr w:type="spellStart"/>
-      <w:r>
-        <w:rPr>
-          <w:bCs/>
-          <w:i/>
-          <w:color w:val="000000" w:themeColor="text1"/>
-          <w:sz w:val="32"/>
-          <w:szCs w:val="32"/>
-          <w:lang w:val="en-US"/>
-        </w:rPr>
-        <w:t>Politehnica</w:t>
-      </w:r>
-      <w:proofErr w:type="spellEnd"/>
+        <w:t>Universitatea Politehnica</w:t>
+      </w:r>
       <w:r>
         <w:rPr>
           <w:bCs/>
@@ -234,12 +208,12 @@
           <w:szCs w:val="28"/>
           <w:lang w:eastAsia="en-GB"/>
         </w:rPr>
-        <w:pict>
+        <w:pict w14:anchorId="6EC6E8A3">
           <v:shapetype id="_x0000_t202" coordsize="21600,21600" o:spt="202" path="m,l,21600r21600,l21600,xe">
             <v:stroke joinstyle="miter"/>
             <v:path gradientshapeok="t" o:connecttype="rect"/>
           </v:shapetype>
-          <v:shape id="_x0000_s1031" type="#_x0000_t202" style="position:absolute;left:0;text-align:left;margin-left:-42.45pt;margin-top:14.65pt;width:114.75pt;height:23.5pt;z-index:251658240;visibility:visible;mso-width-relative:margin;mso-height-relative:margin" o:gfxdata="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" fillcolor="white [3201]" stroked="f" strokeweight=".5pt">
+          <v:shape id="_x0000_s1030" type="#_x0000_t202" alt="" style="position:absolute;left:0;text-align:left;margin-left:-42.45pt;margin-top:14.65pt;width:114.75pt;height:23.5pt;z-index:251656704;visibility:visible;mso-wrap-style:square;mso-wrap-edited:f;mso-width-percent:0;mso-height-percent:0;mso-width-percent:0;mso-height-percent:0;mso-width-relative:margin;mso-height-relative:margin;v-text-anchor:top" fillcolor="white [3201]" stroked="f" strokeweight=".5pt">
             <v:textbox>
               <w:txbxContent>
                 <w:p>
@@ -293,8 +267,8 @@
           <w:szCs w:val="28"/>
           <w:lang w:eastAsia="en-GB"/>
         </w:rPr>
-        <w:pict>
-          <v:shape id="Text Box 2" o:spid="_x0000_s1032" type="#_x0000_t202" style="position:absolute;left:0;text-align:left;margin-left:396.05pt;margin-top:14.65pt;width:140.4pt;height:23.5pt;z-index:251658240;visibility:visible;mso-width-relative:margin;mso-height-relative:margin" fillcolor="white [3201]" stroked="f" strokeweight=".5pt">
+        <w:pict w14:anchorId="68EAFA17">
+          <v:shape id="Text Box 2" o:spid="_x0000_s1029" type="#_x0000_t202" alt="" style="position:absolute;left:0;text-align:left;margin-left:396.05pt;margin-top:14.65pt;width:140.4pt;height:23.5pt;z-index:251657728;visibility:visible;mso-wrap-style:square;mso-wrap-edited:f;mso-width-percent:0;mso-height-percent:0;mso-width-percent:0;mso-height-percent:0;mso-width-relative:margin;mso-height-relative:margin;v-text-anchor:top" fillcolor="white [3201]" stroked="f" strokeweight=".5pt">
             <v:textbox>
               <w:txbxContent>
                 <w:p>
@@ -330,9 +304,9 @@
           <w:szCs w:val="28"/>
           <w:lang w:eastAsia="en-GB"/>
         </w:rPr>
-        <w:pict>
-          <v:shape id="_x0000_s1033" type="#_x0000_t202" style="position:absolute;left:0;text-align:left;margin-left:187.75pt;margin-top:45.75pt;width:140.4pt;height:23.5pt;z-index:251658240;visibility:visible;mso-width-relative:margin;mso-height-relative:margin" o:gfxdata="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" fillcolor="white [3201]" stroked="f" strokeweight=".5pt">
-            <v:textbox style="mso-next-textbox:#_x0000_s1033">
+        <w:pict w14:anchorId="4B1B454A">
+          <v:shape id="_x0000_s1028" type="#_x0000_t202" alt="" style="position:absolute;left:0;text-align:left;margin-left:187.75pt;margin-top:45.75pt;width:140.4pt;height:23.5pt;z-index:251658752;visibility:visible;mso-wrap-style:square;mso-wrap-edited:f;mso-width-percent:0;mso-height-percent:0;mso-width-percent:0;mso-height-percent:0;mso-width-relative:margin;mso-height-relative:margin;v-text-anchor:top" fillcolor="white [3201]" stroked="f" strokeweight=".5pt">
+            <v:textbox style="mso-next-textbox:#_x0000_s1028">
               <w:txbxContent>
                 <w:p>
                   <w:pPr>
@@ -368,13 +342,13 @@
           <w:lang w:eastAsia="ro-RO"/>
         </w:rPr>
         <w:drawing>
-          <wp:inline distT="0" distB="0" distL="0" distR="0">
+          <wp:inline distT="0" distB="0" distL="0" distR="0" wp14:anchorId="2FA683AB" wp14:editId="2215FC95">
             <wp:extent cx="2324100" cy="592137"/>
             <wp:effectExtent l="0" t="0" r="0" b="5080"/>
             <wp:docPr id="1" name="Picture 23" descr="Red letters and arrows on a black background&#10;&#10;AI-generated content may be incorrect.">
               <a:extLst xmlns:a="http://schemas.openxmlformats.org/drawingml/2006/main">
                 <a:ext uri="{FF2B5EF4-FFF2-40B4-BE49-F238E27FC236}">
-                  <a16:creationId xmlns="" xmlns:wpc="http://schemas.microsoft.com/office/word/2010/wordprocessingCanvas" xmlns:cx="http://schemas.microsoft.com/office/drawing/2014/chartex" xmlns:cx1="http://schemas.microsoft.com/office/drawing/2015/9/8/chartex" xmlns:cx2="http://schemas.microsoft.com/office/drawing/2015/10/21/chartex" xmlns:cx3="http://schemas.microsoft.com/office/drawing/2016/5/9/chartex" xmlns:cx4="http://schemas.microsoft.com/office/drawing/2016/5/10/chartex" xmlns:cx5="http://schemas.microsoft.com/office/drawing/2016/5/11/chartex" xmlns:cx6="http://schemas.microsoft.com/office/drawing/2016/5/12/chartex" xmlns:cx7="http://schemas.microsoft.com/office/drawing/2016/5/13/chartex" xmlns:cx8="http://schemas.microsoft.com/office/drawing/2016/5/14/chartex" xmlns:mc="http://schemas.openxmlformats.org/markup-compatibility/2006" xmlns:aink="http://schemas.microsoft.com/office/drawing/2016/ink" xmlns:am3d="http://schemas.microsoft.com/office/drawing/2017/model3d" xmlns:o="urn:schemas-microsoft-com:office:office" xmlns:oel="http://schemas.microsoft.com/office/2019/extlst" xmlns:v="urn:schemas-microsoft-com:vml" xmlns:wp14="http://schemas.microsoft.com/office/word/2010/wordprocessingDrawing" xmlns:w10="urn:schemas-microsoft-com:office:word" xmlns:w="http://schemas.openxmlformats.org/wordprocessingml/2006/main" xmlns:w14="http://schemas.microsoft.com/office/word/2010/wordml" xmlns:w15="http://schemas.microsoft.com/office/word/2012/wordml" xmlns:w16cex="http://schemas.microsoft.com/office/word/2018/wordml/cex" xmlns:w16cid="http://schemas.microsoft.com/office/word/2016/wordml/cid" xmlns:w16="http://schemas.microsoft.com/office/word/2018/wordml" xmlns:w16du="http://schemas.microsoft.com/office/word/2023/wordml/word16du" xmlns:w16sdtdh="http://schemas.microsoft.com/office/word/2020/wordml/sdtdatahash" xmlns:w16sdtfl="http://schemas.microsoft.com/office/word/2024/wordml/sdtformatlock" xmlns:w16se="http://schemas.microsoft.com/office/word/2015/wordml/symex" xmlns:wpg="http://schemas.microsoft.com/office/word/2010/wordprocessingGroup" xmlns:wpi="http://schemas.microsoft.com/office/word/2010/wordprocessingInk" xmlns:wps="http://schemas.microsoft.com/office/word/2010/wordprocessingShape" xmlns:a16="http://schemas.microsoft.com/office/drawing/2014/main" id="{C0A5B0FD-06D3-29BE-1DC9-D21792BE6EBC}"/>
+                  <a16:creationId xmlns:a16="http://schemas.microsoft.com/office/drawing/2014/main" id="{C0A5B0FD-06D3-29BE-1DC9-D21792BE6EBC}"/>
                 </a:ext>
               </a:extLst>
             </wp:docPr>
@@ -388,7 +362,7 @@
                     <pic:cNvPr id="528407" name="Picture 23" descr="Red letters and arrows on a black background&#10;&#10;AI-generated content may be incorrect.">
                       <a:extLst>
                         <a:ext uri="{FF2B5EF4-FFF2-40B4-BE49-F238E27FC236}">
-                          <a16:creationId xmlns="" xmlns:wpc="http://schemas.microsoft.com/office/word/2010/wordprocessingCanvas" xmlns:cx="http://schemas.microsoft.com/office/drawing/2014/chartex" xmlns:cx1="http://schemas.microsoft.com/office/drawing/2015/9/8/chartex" xmlns:cx2="http://schemas.microsoft.com/office/drawing/2015/10/21/chartex" xmlns:cx3="http://schemas.microsoft.com/office/drawing/2016/5/9/chartex" xmlns:cx4="http://schemas.microsoft.com/office/drawing/2016/5/10/chartex" xmlns:cx5="http://schemas.microsoft.com/office/drawing/2016/5/11/chartex" xmlns:cx6="http://schemas.microsoft.com/office/drawing/2016/5/12/chartex" xmlns:cx7="http://schemas.microsoft.com/office/drawing/2016/5/13/chartex" xmlns:cx8="http://schemas.microsoft.com/office/drawing/2016/5/14/chartex" xmlns:mc="http://schemas.openxmlformats.org/markup-compatibility/2006" xmlns:aink="http://schemas.microsoft.com/office/drawing/2016/ink" xmlns:am3d="http://schemas.microsoft.com/office/drawing/2017/model3d" xmlns:o="urn:schemas-microsoft-com:office:office" xmlns:oel="http://schemas.microsoft.com/office/2019/extlst" xmlns:v="urn:schemas-microsoft-com:vml" xmlns:wp14="http://schemas.microsoft.com/office/word/2010/wordprocessingDrawing" xmlns:w10="urn:schemas-microsoft-com:office:word" xmlns:w="http://schemas.openxmlformats.org/wordprocessingml/2006/main" xmlns:w14="http://schemas.microsoft.com/office/word/2010/wordml" xmlns:w15="http://schemas.microsoft.com/office/word/2012/wordml" xmlns:w16cex="http://schemas.microsoft.com/office/word/2018/wordml/cex" xmlns:w16cid="http://schemas.microsoft.com/office/word/2016/wordml/cid" xmlns:w16="http://schemas.microsoft.com/office/word/2018/wordml" xmlns:w16du="http://schemas.microsoft.com/office/word/2023/wordml/word16du" xmlns:w16sdtdh="http://schemas.microsoft.com/office/word/2020/wordml/sdtdatahash" xmlns:w16sdtfl="http://schemas.microsoft.com/office/word/2024/wordml/sdtformatlock" xmlns:w16se="http://schemas.microsoft.com/office/word/2015/wordml/symex" xmlns:wpg="http://schemas.microsoft.com/office/word/2010/wordprocessingGroup" xmlns:wpi="http://schemas.microsoft.com/office/word/2010/wordprocessingInk" xmlns:wps="http://schemas.microsoft.com/office/word/2010/wordprocessingShape" xmlns:a16="http://schemas.microsoft.com/office/drawing/2014/main" id="{C0A5B0FD-06D3-29BE-1DC9-D21792BE6EBC}"/>
+                          <a16:creationId xmlns:a16="http://schemas.microsoft.com/office/drawing/2014/main" id="{C0A5B0FD-06D3-29BE-1DC9-D21792BE6EBC}"/>
                         </a:ext>
                       </a:extLst>
                     </pic:cNvPr>
@@ -397,10 +371,10 @@
                     </pic:cNvPicPr>
                   </pic:nvPicPr>
                   <pic:blipFill>
-                    <a:blip r:embed="rId9" cstate="print">
+                    <a:blip r:embed="rId11" cstate="print">
                       <a:extLst>
                         <a:ext uri="{28A0092B-C50C-407E-A947-70E740481C1C}">
-                          <a14:useLocalDpi xmlns="" xmlns:wpc="http://schemas.microsoft.com/office/word/2010/wordprocessingCanvas" xmlns:cx="http://schemas.microsoft.com/office/drawing/2014/chartex" xmlns:cx1="http://schemas.microsoft.com/office/drawing/2015/9/8/chartex" xmlns:cx2="http://schemas.microsoft.com/office/drawing/2015/10/21/chartex" xmlns:cx3="http://schemas.microsoft.com/office/drawing/2016/5/9/chartex" xmlns:cx4="http://schemas.microsoft.com/office/drawing/2016/5/10/chartex" xmlns:cx5="http://schemas.microsoft.com/office/drawing/2016/5/11/chartex" xmlns:cx6="http://schemas.microsoft.com/office/drawing/2016/5/12/chartex" xmlns:cx7="http://schemas.microsoft.com/office/drawing/2016/5/13/chartex" xmlns:cx8="http://schemas.microsoft.com/office/drawing/2016/5/14/chartex" xmlns:mc="http://schemas.openxmlformats.org/markup-compatibility/2006" xmlns:aink="http://schemas.microsoft.com/office/drawing/2016/ink" xmlns:am3d="http://schemas.microsoft.com/office/drawing/2017/model3d" xmlns:o="urn:schemas-microsoft-com:office:office" xmlns:oel="http://schemas.microsoft.com/office/2019/extlst" xmlns:v="urn:schemas-microsoft-com:vml" xmlns:wp14="http://schemas.microsoft.com/office/word/2010/wordprocessingDrawing" xmlns:w10="urn:schemas-microsoft-com:office:word" xmlns:w="http://schemas.openxmlformats.org/wordprocessingml/2006/main" xmlns:w14="http://schemas.microsoft.com/office/word/2010/wordml" xmlns:w15="http://schemas.microsoft.com/office/word/2012/wordml" xmlns:w16cex="http://schemas.microsoft.com/office/word/2018/wordml/cex" xmlns:w16cid="http://schemas.microsoft.com/office/word/2016/wordml/cid" xmlns:w16="http://schemas.microsoft.com/office/word/2018/wordml" xmlns:w16du="http://schemas.microsoft.com/office/word/2023/wordml/word16du" xmlns:w16sdtdh="http://schemas.microsoft.com/office/word/2020/wordml/sdtdatahash" xmlns:w16sdtfl="http://schemas.microsoft.com/office/word/2024/wordml/sdtformatlock" xmlns:w16se="http://schemas.microsoft.com/office/word/2015/wordml/symex" xmlns:wpg="http://schemas.microsoft.com/office/word/2010/wordprocessingGroup" xmlns:wpi="http://schemas.microsoft.com/office/word/2010/wordprocessingInk" xmlns:wps="http://schemas.microsoft.com/office/word/2010/wordprocessingShape" xmlns:a14="http://schemas.microsoft.com/office/drawing/2010/main" val="0"/>
+                          <a14:useLocalDpi xmlns:a14="http://schemas.microsoft.com/office/drawing/2010/main" val="0"/>
                         </a:ext>
                       </a:extLst>
                     </a:blip>
@@ -420,7 +394,7 @@
                     <a:noFill/>
                     <a:extLst>
                       <a:ext uri="{909E8E84-426E-40DD-AFC4-6F175D3DCCD1}">
-                        <a14:hiddenFill xmlns="" xmlns:wpc="http://schemas.microsoft.com/office/word/2010/wordprocessingCanvas" xmlns:cx="http://schemas.microsoft.com/office/drawing/2014/chartex" xmlns:cx1="http://schemas.microsoft.com/office/drawing/2015/9/8/chartex" xmlns:cx2="http://schemas.microsoft.com/office/drawing/2015/10/21/chartex" xmlns:cx3="http://schemas.microsoft.com/office/drawing/2016/5/9/chartex" xmlns:cx4="http://schemas.microsoft.com/office/drawing/2016/5/10/chartex" xmlns:cx5="http://schemas.microsoft.com/office/drawing/2016/5/11/chartex" xmlns:cx6="http://schemas.microsoft.com/office/drawing/2016/5/12/chartex" xmlns:cx7="http://schemas.microsoft.com/office/drawing/2016/5/13/chartex" xmlns:cx8="http://schemas.microsoft.com/office/drawing/2016/5/14/chartex" xmlns:mc="http://schemas.openxmlformats.org/markup-compatibility/2006" xmlns:aink="http://schemas.microsoft.com/office/drawing/2016/ink" xmlns:am3d="http://schemas.microsoft.com/office/drawing/2017/model3d" xmlns:o="urn:schemas-microsoft-com:office:office" xmlns:oel="http://schemas.microsoft.com/office/2019/extlst" xmlns:v="urn:schemas-microsoft-com:vml" xmlns:wp14="http://schemas.microsoft.com/office/word/2010/wordprocessingDrawing" xmlns:w10="urn:schemas-microsoft-com:office:word" xmlns:w="http://schemas.openxmlformats.org/wordprocessingml/2006/main" xmlns:w14="http://schemas.microsoft.com/office/word/2010/wordml" xmlns:w15="http://schemas.microsoft.com/office/word/2012/wordml" xmlns:w16cex="http://schemas.microsoft.com/office/word/2018/wordml/cex" xmlns:w16cid="http://schemas.microsoft.com/office/word/2016/wordml/cid" xmlns:w16="http://schemas.microsoft.com/office/word/2018/wordml" xmlns:w16du="http://schemas.microsoft.com/office/word/2023/wordml/word16du" xmlns:w16sdtdh="http://schemas.microsoft.com/office/word/2020/wordml/sdtdatahash" xmlns:w16sdtfl="http://schemas.microsoft.com/office/word/2024/wordml/sdtformatlock" xmlns:w16se="http://schemas.microsoft.com/office/word/2015/wordml/symex" xmlns:wpg="http://schemas.microsoft.com/office/word/2010/wordprocessingGroup" xmlns:wpi="http://schemas.microsoft.com/office/word/2010/wordprocessingInk" xmlns:wps="http://schemas.microsoft.com/office/word/2010/wordprocessingShape" xmlns:a14="http://schemas.microsoft.com/office/drawing/2010/main">
+                        <a14:hiddenFill xmlns:a14="http://schemas.microsoft.com/office/drawing/2010/main">
                           <a:solidFill>
                             <a:srgbClr val="FFFFFF"/>
                           </a:solidFill>
@@ -579,8 +553,8 @@
           <w:szCs w:val="52"/>
           <w:lang w:val="en-US" w:eastAsia="en-GB"/>
         </w:rPr>
-        <w:pict>
-          <v:shape id="Text Box 3" o:spid="_x0000_s1034" type="#_x0000_t202" style="position:absolute;left:0;text-align:left;margin-left:-23.2pt;margin-top:32.25pt;width:483.35pt;height:129.7pt;z-index:251658240;visibility:visible;mso-width-relative:margin;mso-height-relative:margin" o:gfxdata="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" fillcolor="white [3201]" stroked="f" strokeweight=".5pt">
+        <w:pict w14:anchorId="38E41C9C">
+          <v:shape id="Text Box 3" o:spid="_x0000_s1027" type="#_x0000_t202" alt="" style="position:absolute;left:0;text-align:left;margin-left:-23.2pt;margin-top:32.25pt;width:483.35pt;height:129.7pt;z-index:251659776;visibility:visible;mso-wrap-style:square;mso-wrap-edited:f;mso-width-percent:0;mso-height-percent:0;mso-width-percent:0;mso-height-percent:0;mso-width-relative:margin;mso-height-relative:margin;v-text-anchor:top" fillcolor="white [3201]" stroked="f" strokeweight=".5pt">
             <v:textbox>
               <w:txbxContent>
                 <w:p>
@@ -766,8 +740,8 @@
           <w:szCs w:val="52"/>
           <w:lang w:val="en-US" w:eastAsia="en-GB"/>
         </w:rPr>
-        <w:pict>
-          <v:shape id="_x0000_s1036" type="#_x0000_t202" style="position:absolute;left:0;text-align:left;margin-left:129.75pt;margin-top:2.05pt;width:216.7pt;height:27.1pt;z-index:251658240;visibility:visible;mso-width-relative:margin;mso-height-relative:margin" o:gfxdata="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" fillcolor="white [3201]" stroked="f" strokeweight=".5pt">
+        <w:pict w14:anchorId="5F160C6C">
+          <v:shape id="_x0000_s1026" type="#_x0000_t202" alt="" style="position:absolute;left:0;text-align:left;margin-left:129.75pt;margin-top:2.05pt;width:216.7pt;height:27.1pt;z-index:251660800;visibility:visible;mso-wrap-style:square;mso-wrap-edited:f;mso-width-percent:0;mso-height-percent:0;mso-width-percent:0;mso-height-percent:0;mso-width-relative:margin;mso-height-relative:margin;v-text-anchor:top" fillcolor="white [3201]" stroked="f" strokeweight=".5pt">
             <v:textbox>
               <w:txbxContent>
                 <w:p>
@@ -787,15 +761,7 @@
                       <w:color w:val="000000" w:themeColor="text1"/>
                       <w:sz w:val="22"/>
                     </w:rPr>
-                    <w:t xml:space="preserve">Anul </w:t>
-                  </w:r>
-                  <w:r>
-                    <w:rPr>
-                      <w:b/>
-                      <w:color w:val="000000" w:themeColor="text1"/>
-                      <w:sz w:val="22"/>
-                    </w:rPr>
-                    <w:t>universitar: 2025 - 2026</w:t>
+                    <w:t>Anul universitar: 2025 - 2026</w:t>
                   </w:r>
                 </w:p>
               </w:txbxContent>
@@ -831,7 +797,6 @@
               <w:color w:val="000000" w:themeColor="text1"/>
             </w:rPr>
           </w:pPr>
-          <w:proofErr w:type="spellStart"/>
           <w:r>
             <w:rPr>
               <w:rFonts w:ascii="Verdana" w:hAnsi="Verdana"/>
@@ -839,7 +804,6 @@
             </w:rPr>
             <w:t>Cuprins</w:t>
           </w:r>
-          <w:proofErr w:type="spellEnd"/>
         </w:p>
         <w:p>
           <w:pPr>
@@ -1735,218 +1699,7 @@
           <w:lang w:val="en-US"/>
         </w:rPr>
         <w:tab/>
-      </w:r>
-      <w:proofErr w:type="spellStart"/>
-      <w:r>
-        <w:rPr>
-          <w:lang w:val="en-US"/>
-        </w:rPr>
-        <w:t>Proiectul</w:t>
-      </w:r>
-      <w:proofErr w:type="spellEnd"/>
-      <w:r>
-        <w:rPr>
-          <w:lang w:val="en-US"/>
-        </w:rPr>
-        <w:t xml:space="preserve"> </w:t>
-      </w:r>
-      <w:proofErr w:type="spellStart"/>
-      <w:r>
-        <w:rPr>
-          <w:lang w:val="en-US"/>
-        </w:rPr>
-        <w:t>nostru</w:t>
-      </w:r>
-      <w:proofErr w:type="spellEnd"/>
-      <w:r>
-        <w:rPr>
-          <w:lang w:val="en-US"/>
-        </w:rPr>
-        <w:t xml:space="preserve"> </w:t>
-      </w:r>
-      <w:proofErr w:type="spellStart"/>
-      <w:proofErr w:type="gramStart"/>
-      <w:r>
-        <w:rPr>
-          <w:lang w:val="en-US"/>
-        </w:rPr>
-        <w:t>este</w:t>
-      </w:r>
-      <w:proofErr w:type="spellEnd"/>
-      <w:proofErr w:type="gramEnd"/>
-      <w:r>
-        <w:rPr>
-          <w:lang w:val="en-US"/>
-        </w:rPr>
-        <w:t xml:space="preserve"> </w:t>
-      </w:r>
-      <w:proofErr w:type="spellStart"/>
-      <w:r>
-        <w:rPr>
-          <w:lang w:val="en-US"/>
-        </w:rPr>
-        <w:t>concentrat</w:t>
-      </w:r>
-      <w:proofErr w:type="spellEnd"/>
-      <w:r>
-        <w:rPr>
-          <w:lang w:val="en-US"/>
-        </w:rPr>
-        <w:t xml:space="preserve"> </w:t>
-      </w:r>
-      <w:proofErr w:type="spellStart"/>
-      <w:r>
-        <w:rPr>
-          <w:lang w:val="en-US"/>
-        </w:rPr>
-        <w:t>asupra</w:t>
-      </w:r>
-      <w:proofErr w:type="spellEnd"/>
-      <w:r>
-        <w:rPr>
-          <w:lang w:val="en-US"/>
-        </w:rPr>
-        <w:t xml:space="preserve"> </w:t>
-      </w:r>
-      <w:proofErr w:type="spellStart"/>
-      <w:r>
-        <w:rPr>
-          <w:lang w:val="en-US"/>
-        </w:rPr>
-        <w:t>unui</w:t>
-      </w:r>
-      <w:proofErr w:type="spellEnd"/>
-      <w:r>
-        <w:rPr>
-          <w:lang w:val="en-US"/>
-        </w:rPr>
-        <w:t xml:space="preserve"> </w:t>
-      </w:r>
-      <w:proofErr w:type="spellStart"/>
-      <w:r>
-        <w:rPr>
-          <w:lang w:val="en-US"/>
-        </w:rPr>
-        <w:t>sistem</w:t>
-      </w:r>
-      <w:proofErr w:type="spellEnd"/>
-      <w:r>
-        <w:rPr>
-          <w:lang w:val="en-US"/>
-        </w:rPr>
-        <w:t xml:space="preserve"> de </w:t>
-      </w:r>
-      <w:proofErr w:type="spellStart"/>
-      <w:r>
-        <w:rPr>
-          <w:lang w:val="en-US"/>
-        </w:rPr>
-        <w:t>gestiune</w:t>
-      </w:r>
-      <w:proofErr w:type="spellEnd"/>
-      <w:r>
-        <w:rPr>
-          <w:lang w:val="en-US"/>
-        </w:rPr>
-        <w:t xml:space="preserve"> </w:t>
-      </w:r>
-      <w:proofErr w:type="spellStart"/>
-      <w:r>
-        <w:rPr>
-          <w:lang w:val="en-US"/>
-        </w:rPr>
-        <w:t>pentru</w:t>
-      </w:r>
-      <w:proofErr w:type="spellEnd"/>
-      <w:r>
-        <w:rPr>
-          <w:lang w:val="en-US"/>
-        </w:rPr>
-        <w:t xml:space="preserve"> un </w:t>
-      </w:r>
-      <w:proofErr w:type="spellStart"/>
-      <w:r>
-        <w:rPr>
-          <w:lang w:val="en-US"/>
-        </w:rPr>
-        <w:t>magazin</w:t>
-      </w:r>
-      <w:proofErr w:type="spellEnd"/>
-      <w:r>
-        <w:rPr>
-          <w:lang w:val="en-US"/>
-        </w:rPr>
-        <w:t xml:space="preserve"> online de </w:t>
-      </w:r>
-      <w:proofErr w:type="spellStart"/>
-      <w:r>
-        <w:rPr>
-          <w:lang w:val="en-US"/>
-        </w:rPr>
-        <w:t>bijuterii</w:t>
-      </w:r>
-      <w:proofErr w:type="spellEnd"/>
-      <w:r>
-        <w:rPr>
-          <w:lang w:val="en-US"/>
-        </w:rPr>
-        <w:t xml:space="preserve"> handmade, </w:t>
-      </w:r>
-      <w:proofErr w:type="spellStart"/>
-      <w:r>
-        <w:rPr>
-          <w:lang w:val="en-US"/>
-        </w:rPr>
-        <w:t>pe</w:t>
-      </w:r>
-      <w:proofErr w:type="spellEnd"/>
-      <w:r>
-        <w:rPr>
-          <w:lang w:val="en-US"/>
-        </w:rPr>
-        <w:t xml:space="preserve"> care </w:t>
-      </w:r>
-      <w:proofErr w:type="spellStart"/>
-      <w:r>
-        <w:rPr>
-          <w:lang w:val="en-US"/>
-        </w:rPr>
-        <w:t>noi</w:t>
-      </w:r>
-      <w:proofErr w:type="spellEnd"/>
-      <w:r>
-        <w:rPr>
-          <w:lang w:val="en-US"/>
-        </w:rPr>
-        <w:t xml:space="preserve"> l-am </w:t>
-      </w:r>
-      <w:proofErr w:type="spellStart"/>
-      <w:r>
-        <w:rPr>
-          <w:lang w:val="en-US"/>
-        </w:rPr>
-        <w:t>denumit</w:t>
-      </w:r>
-      <w:proofErr w:type="spellEnd"/>
-      <w:r>
-        <w:rPr>
-          <w:lang w:val="en-US"/>
-        </w:rPr>
-        <w:t xml:space="preserve"> </w:t>
-      </w:r>
-      <w:proofErr w:type="spellStart"/>
-      <w:r>
-        <w:rPr>
-          <w:lang w:val="en-US"/>
-        </w:rPr>
-        <w:t>YoLa</w:t>
-      </w:r>
-      <w:proofErr w:type="spellEnd"/>
-      <w:r>
-        <w:rPr>
-          <w:lang w:val="en-US"/>
-        </w:rPr>
-        <w:t xml:space="preserve">. </w:t>
+        <w:t xml:space="preserve">Proiectul nostru este concentrat asupra unui sistem de gestiune pentru un magazin online de bijuterii handmade, pe care noi l-am denumit YoLa. </w:t>
       </w:r>
       <w:r>
         <w:rPr>
@@ -1977,126 +1730,60 @@
         </w:rPr>
       </w:pPr>
       <w:bookmarkStart w:id="1" w:name="_Toc228550933"/>
-      <w:proofErr w:type="spellStart"/>
       <w:r>
         <w:rPr>
           <w:lang w:val="en-US"/>
         </w:rPr>
-        <w:t>Partea</w:t>
-      </w:r>
-      <w:proofErr w:type="spellEnd"/>
-      <w:r>
+        <w:t>Partea I – lucru în echipă</w:t>
+      </w:r>
+      <w:bookmarkEnd w:id="1"/>
+    </w:p>
+    <w:p>
+      <w:pPr>
         <w:rPr>
           <w:lang w:val="en-US"/>
         </w:rPr>
-        <w:t xml:space="preserve"> I – </w:t>
-      </w:r>
-      <w:proofErr w:type="spellStart"/>
-      <w:r>
+      </w:pPr>
+    </w:p>
+    <w:p>
+      <w:r>
+        <w:rPr>
+          <w:rStyle w:val="citation-366"/>
+        </w:rPr>
+        <w:tab/>
+      </w:r>
+      <w:r>
+        <w:rPr>
+          <w:rStyle w:val="citation-366"/>
+        </w:rPr>
+        <w:t>Această secțiune cuprinde elementele realizate în echipă, adică diagrama de clase și diagrama cazurilor de utilizare</w:t>
+      </w:r>
+      <w:r>
+        <w:t>:</w:t>
+      </w:r>
+    </w:p>
+    <w:p/>
+    <w:p>
+      <w:pPr>
+        <w:pStyle w:val="Heading2"/>
         <w:rPr>
           <w:lang w:val="en-US"/>
         </w:rPr>
-        <w:t>lucru</w:t>
-      </w:r>
-      <w:proofErr w:type="spellEnd"/>
+      </w:pPr>
       <w:r>
         <w:rPr>
           <w:lang w:val="en-US"/>
         </w:rPr>
-        <w:t xml:space="preserve"> </w:t>
-      </w:r>
-      <w:proofErr w:type="spellStart"/>
+        <w:tab/>
+      </w:r>
+      <w:bookmarkStart w:id="2" w:name="_Toc228550934"/>
       <w:r>
         <w:rPr>
           <w:lang w:val="en-US"/>
         </w:rPr>
-        <w:t>în</w:t>
-      </w:r>
-      <w:proofErr w:type="spellEnd"/>
-      <w:r>
-        <w:rPr>
-          <w:lang w:val="en-US"/>
-        </w:rPr>
-        <w:t xml:space="preserve"> </w:t>
-      </w:r>
-      <w:proofErr w:type="spellStart"/>
-      <w:r>
-        <w:rPr>
-          <w:lang w:val="en-US"/>
-        </w:rPr>
-        <w:t>echipă</w:t>
-      </w:r>
-      <w:bookmarkEnd w:id="1"/>
-      <w:proofErr w:type="spellEnd"/>
-    </w:p>
-    <w:p>
-      <w:pPr>
-        <w:rPr>
-          <w:lang w:val="en-US"/>
-        </w:rPr>
-      </w:pPr>
-    </w:p>
-    <w:p>
-      <w:r>
-        <w:rPr>
-          <w:rStyle w:val="citation-366"/>
-        </w:rPr>
-        <w:tab/>
-      </w:r>
-      <w:r>
-        <w:rPr>
-          <w:rStyle w:val="citation-366"/>
-        </w:rPr>
-        <w:t>Această secțiune cuprinde elementele realizate în echipă, adică diagrama de clase și diagrama cazurilor de utilizare</w:t>
-      </w:r>
-      <w:r>
-        <w:t>:</w:t>
-      </w:r>
-    </w:p>
-    <w:p/>
-    <w:p>
-      <w:pPr>
-        <w:pStyle w:val="Heading2"/>
-        <w:rPr>
-          <w:lang w:val="en-US"/>
-        </w:rPr>
-      </w:pPr>
-      <w:r>
-        <w:rPr>
-          <w:lang w:val="en-US"/>
-        </w:rPr>
-        <w:tab/>
-      </w:r>
-      <w:bookmarkStart w:id="2" w:name="_Toc228550934"/>
-      <w:r>
-        <w:rPr>
-          <w:lang w:val="en-US"/>
-        </w:rPr>
-        <w:t xml:space="preserve">1. </w:t>
-      </w:r>
-      <w:proofErr w:type="spellStart"/>
-      <w:r>
-        <w:rPr>
-          <w:lang w:val="en-US"/>
-        </w:rPr>
-        <w:t>Diagrama</w:t>
-      </w:r>
-      <w:proofErr w:type="spellEnd"/>
-      <w:r>
-        <w:rPr>
-          <w:lang w:val="en-US"/>
-        </w:rPr>
-        <w:t xml:space="preserve"> de </w:t>
-      </w:r>
-      <w:proofErr w:type="spellStart"/>
-      <w:r>
-        <w:rPr>
-          <w:lang w:val="en-US"/>
-        </w:rPr>
-        <w:t>clase</w:t>
+        <w:t>1. Diagrama de clase</w:t>
       </w:r>
       <w:bookmarkEnd w:id="2"/>
-      <w:proofErr w:type="spellEnd"/>
     </w:p>
     <w:p>
       <w:pPr>
@@ -2500,7 +2187,7 @@
         </w:rPr>
         <w:lastRenderedPageBreak/>
         <w:drawing>
-          <wp:inline distT="0" distB="0" distL="0" distR="0">
+          <wp:inline distT="0" distB="0" distL="0" distR="0" wp14:anchorId="30CB3A32" wp14:editId="7F846641">
             <wp:extent cx="6120130" cy="4064036"/>
             <wp:effectExtent l="19050" t="0" r="0" b="0"/>
             <wp:docPr id="2" name="Picture 1"/>
@@ -2517,7 +2204,7 @@
                     </pic:cNvPicPr>
                   </pic:nvPicPr>
                   <pic:blipFill>
-                    <a:blip r:embed="rId10" cstate="print"/>
+                    <a:blip r:embed="rId12" cstate="print"/>
                     <a:srcRect/>
                     <a:stretch>
                       <a:fillRect/>
@@ -2667,7 +2354,7 @@
         </w:rPr>
         <w:lastRenderedPageBreak/>
         <w:drawing>
-          <wp:inline distT="0" distB="0" distL="0" distR="0">
+          <wp:inline distT="0" distB="0" distL="0" distR="0" wp14:anchorId="1553C081" wp14:editId="490CD620">
             <wp:extent cx="6120130" cy="3943857"/>
             <wp:effectExtent l="19050" t="0" r="0" b="0"/>
             <wp:docPr id="4" name="Picture 4"/>
@@ -2684,7 +2371,7 @@
                     </pic:cNvPicPr>
                   </pic:nvPicPr>
                   <pic:blipFill>
-                    <a:blip r:embed="rId11" cstate="print"/>
+                    <a:blip r:embed="rId13" cstate="print"/>
                     <a:srcRect/>
                     <a:stretch>
                       <a:fillRect/>
@@ -2895,7 +2582,7 @@
           <w:lang w:eastAsia="ro-RO"/>
         </w:rPr>
         <w:drawing>
-          <wp:inline distT="0" distB="0" distL="0" distR="0">
+          <wp:inline distT="0" distB="0" distL="0" distR="0" wp14:anchorId="0C7F6B7C" wp14:editId="0F4B3011">
             <wp:extent cx="6120130" cy="7381827"/>
             <wp:effectExtent l="19050" t="0" r="0" b="0"/>
             <wp:docPr id="7" name="Picture 7"/>
@@ -2912,7 +2599,7 @@
                     </pic:cNvPicPr>
                   </pic:nvPicPr>
                   <pic:blipFill>
-                    <a:blip r:embed="rId12" cstate="print"/>
+                    <a:blip r:embed="rId14" cstate="print"/>
                     <a:srcRect/>
                     <a:stretch>
                       <a:fillRect/>
@@ -3268,7 +2955,7 @@
         </w:rPr>
         <w:lastRenderedPageBreak/>
         <w:drawing>
-          <wp:inline distT="0" distB="0" distL="0" distR="0">
+          <wp:inline distT="0" distB="0" distL="0" distR="0" wp14:anchorId="527FC29C" wp14:editId="0A59AAA0">
             <wp:extent cx="5116195" cy="8066405"/>
             <wp:effectExtent l="19050" t="0" r="8255" b="0"/>
             <wp:docPr id="10" name="Picture 10"/>
@@ -3285,7 +2972,7 @@
                     </pic:cNvPicPr>
                   </pic:nvPicPr>
                   <pic:blipFill>
-                    <a:blip r:embed="rId13" cstate="print"/>
+                    <a:blip r:embed="rId15" cstate="print"/>
                     <a:srcRect/>
                     <a:stretch>
                       <a:fillRect/>
@@ -3324,14 +3011,150 @@
       </w:r>
       <w:bookmarkStart w:id="8" w:name="_Toc228550940"/>
       <w:r>
-        <w:t>2.1 Testul Junit -</w:t>
+        <w:t xml:space="preserve">2.1 Testul Junit </w:t>
+      </w:r>
+      <w:r>
+        <w:t>–</w:t>
       </w:r>
       <w:bookmarkEnd w:id="8"/>
       <w:r>
-        <w:t xml:space="preserve"> </w:t>
+        <w:t xml:space="preserve"> DeliveringOrderTest</w:t>
       </w:r>
     </w:p>
     <w:p/>
+    <w:p>
+      <w:r>
+        <w:lastRenderedPageBreak/>
+        <w:tab/>
+        <w:t>Testul realizat detaliază scenariul complex Delivering Order, prin verificarea ramificațiilor decizionale privind starea comenzii și disponibilitatea clientului.</w:t>
+      </w:r>
+    </w:p>
+    <w:p>
+      <w:pPr>
+        <w:pStyle w:val="ListParagraph"/>
+        <w:numPr>
+          <w:ilvl w:val="0"/>
+          <w:numId w:val="9"/>
+        </w:numPr>
+      </w:pPr>
+      <w:r>
+        <w:t>Acoperirea seturilor de date:</w:t>
+      </w:r>
+    </w:p>
+    <w:p>
+      <w:pPr>
+        <w:pStyle w:val="ListParagraph"/>
+      </w:pPr>
+    </w:p>
+    <w:p>
+      <w:pPr>
+        <w:pStyle w:val="ListParagraph"/>
+        <w:numPr>
+          <w:ilvl w:val="0"/>
+          <w:numId w:val="10"/>
+        </w:numPr>
+      </w:pPr>
+      <w:r>
+        <w:t>Scenariul de succes: Verifică parcurgerea completă a livrării – de la procesarea stocului și validarea comenzii de către Admin, trecerea prin stările de transport (”Transporting order”), validarea disponibilității clientului (”available”), până la finalizarea livrării (”Delivered”) și procesarea plății cu succes (”Taking payment”).</w:t>
+      </w:r>
+    </w:p>
+    <w:p>
+      <w:pPr>
+        <w:pStyle w:val="ListParagraph"/>
+        <w:ind w:left="1080"/>
+      </w:pPr>
+    </w:p>
+    <w:p>
+      <w:pPr>
+        <w:pStyle w:val="ListParagraph"/>
+        <w:numPr>
+          <w:ilvl w:val="0"/>
+          <w:numId w:val="10"/>
+        </w:numPr>
+      </w:pPr>
+      <w:r>
+        <w:t>Scenariile de interacțiune cu clientul: Verifică gestionarea diverselor statusuri ale clientului pe parcursul livrării. Sistemul testează tranzițiile de stare atât pentru clientul disponibil, cât și pentru scenariile în care acesta nu este acasă (”not home”) sau refuză comanda (”rejects order”).</w:t>
+      </w:r>
+    </w:p>
+    <w:p>
+      <w:pPr>
+        <w:pStyle w:val="ListParagraph"/>
+      </w:pPr>
+    </w:p>
+    <w:p>
+      <w:pPr>
+        <w:pStyle w:val="ListParagraph"/>
+        <w:ind w:left="1080"/>
+      </w:pPr>
+    </w:p>
+    <w:p>
+      <w:pPr>
+        <w:pStyle w:val="ListParagraph"/>
+        <w:numPr>
+          <w:ilvl w:val="0"/>
+          <w:numId w:val="10"/>
+        </w:numPr>
+      </w:pPr>
+      <w:r>
+        <w:t>Scenariul de reporgramae: Forțează sistemul să gestioneze o cerere de livrare eșuată (clientul este indisponibil) și validează ramura de reprogramare, asigurându-se că starea comenzii devine ”Rescheduling delivery” după ce curierul a încercat livrarea.</w:t>
+      </w:r>
+    </w:p>
+    <w:p>
+      <w:pPr>
+        <w:pStyle w:val="ListParagraph"/>
+        <w:ind w:left="1080"/>
+      </w:pPr>
+    </w:p>
+    <w:p>
+      <w:pPr>
+        <w:pStyle w:val="ListParagraph"/>
+        <w:numPr>
+          <w:ilvl w:val="0"/>
+          <w:numId w:val="9"/>
+        </w:numPr>
+      </w:pPr>
+      <w:r>
+        <w:t>Testarea metodelor complexe:</w:t>
+      </w:r>
+    </w:p>
+    <w:p>
+      <w:pPr>
+        <w:pStyle w:val="ListParagraph"/>
+      </w:pPr>
+    </w:p>
+    <w:p>
+      <w:pPr>
+        <w:pStyle w:val="ListParagraph"/>
+        <w:numPr>
+          <w:ilvl w:val="0"/>
+          <w:numId w:val="10"/>
+        </w:numPr>
+      </w:pPr>
+      <w:r>
+        <w:t>Metoda testSuccessfulDelivery() validează consistența stărilor pe parcursul unui flux complex de interacțiuni (admin, curier, client). Confirmă faptul că logica sistemului funcționeză la fiecare pas d actualizare a stărilor.</w:t>
+      </w:r>
+    </w:p>
+    <w:p>
+      <w:pPr>
+        <w:pStyle w:val="ListParagraph"/>
+        <w:ind w:left="1080"/>
+      </w:pPr>
+    </w:p>
+    <w:p>
+      <w:pPr>
+        <w:pStyle w:val="ListParagraph"/>
+        <w:numPr>
+          <w:ilvl w:val="0"/>
+          <w:numId w:val="10"/>
+        </w:numPr>
+      </w:pPr>
+      <w:r>
+        <w:t xml:space="preserve">Metoda testRescheduleDelivery() urmărește tranziția completă </w:t>
+      </w:r>
+      <w:r>
+        <w:t>a comenzii de la ”Giving order” la ”Transporting order” înainte de a seta statusul de client indisponibil și a trece comanda în starea de reprogramare.</w:t>
+      </w:r>
+    </w:p>
     <w:p/>
     <w:p>
       <w:pPr>
@@ -3367,6 +3190,7 @@
     </w:p>
     <w:p>
       <w:r>
+        <w:lastRenderedPageBreak/>
         <w:tab/>
       </w:r>
       <w:r>
@@ -3405,7 +3229,7 @@
           <w:lang w:eastAsia="ro-RO"/>
         </w:rPr>
         <w:drawing>
-          <wp:inline distT="0" distB="0" distL="0" distR="0">
+          <wp:inline distT="0" distB="0" distL="0" distR="0" wp14:anchorId="2CF36856" wp14:editId="10F6652A">
             <wp:extent cx="6120130" cy="3413823"/>
             <wp:effectExtent l="19050" t="0" r="0" b="0"/>
             <wp:docPr id="13" name="Picture 13"/>
@@ -3422,7 +3246,7 @@
                     </pic:cNvPicPr>
                   </pic:nvPicPr>
                   <pic:blipFill>
-                    <a:blip r:embed="rId14" cstate="print"/>
+                    <a:blip r:embed="rId16" cstate="print"/>
                     <a:srcRect/>
                     <a:stretch>
                       <a:fillRect/>
@@ -3519,11 +3343,7 @@
         <w:t xml:space="preserve"> Astfel, am surprins prin diagramă</w:t>
       </w:r>
       <w:r>
-        <w:t xml:space="preserve"> atât cazurile </w:t>
-      </w:r>
-      <w:r>
-        <w:lastRenderedPageBreak/>
-        <w:t>de succes (actualizarea prețului sau scăderea stocului), cât și cazul de eroare (stoc insuficient), care declanșează o notificare de tip Supply Request</w:t>
+        <w:t xml:space="preserve"> atât cazurile de succes (actualizarea prețului sau scăderea stocului), cât și cazul de eroare (stoc insuficient), care declanșează o notificare de tip Supply Request</w:t>
       </w:r>
       <w:r>
         <w:t>.</w:t>
@@ -3542,8 +3362,9 @@
           <w:noProof/>
           <w:lang w:eastAsia="ro-RO"/>
         </w:rPr>
+        <w:lastRenderedPageBreak/>
         <w:drawing>
-          <wp:inline distT="0" distB="0" distL="0" distR="0">
+          <wp:inline distT="0" distB="0" distL="0" distR="0" wp14:anchorId="5793BF64" wp14:editId="5A2255F0">
             <wp:extent cx="6120130" cy="5397689"/>
             <wp:effectExtent l="19050" t="0" r="0" b="0"/>
             <wp:docPr id="22" name="Picture 22"/>
@@ -3560,7 +3381,7 @@
                     </pic:cNvPicPr>
                   </pic:nvPicPr>
                   <pic:blipFill>
-                    <a:blip r:embed="rId15" cstate="print"/>
+                    <a:blip r:embed="rId17" cstate="print"/>
                     <a:srcRect/>
                     <a:stretch>
                       <a:fillRect/>
@@ -3602,7 +3423,6 @@
       </w:pPr>
       <w:bookmarkStart w:id="11" w:name="_Toc228550943"/>
       <w:r>
-        <w:lastRenderedPageBreak/>
         <w:t>Bibliografie</w:t>
       </w:r>
       <w:bookmarkEnd w:id="11"/>
@@ -3656,12 +3476,13 @@
           <w:i/>
           <w:iCs/>
         </w:rPr>
+        <w:lastRenderedPageBreak/>
         <w:t>UML Specification Version 2.5.1</w:t>
       </w:r>
       <w:r>
         <w:t xml:space="preserve">., </w:t>
       </w:r>
-      <w:hyperlink r:id="rId16" w:history="1">
+      <w:hyperlink r:id="rId18" w:history="1">
         <w:r>
           <w:rPr>
             <w:rStyle w:val="Hyperlink"/>
@@ -3700,7 +3521,7 @@
       <w:r>
         <w:t xml:space="preserve">.: </w:t>
       </w:r>
-      <w:hyperlink r:id="rId17" w:history="1">
+      <w:hyperlink r:id="rId19" w:history="1">
         <w:r>
           <w:rPr>
             <w:rStyle w:val="Hyperlink"/>
@@ -3716,7 +3537,7 @@
     <w:p/>
     <w:p/>
     <w:sectPr>
-      <w:footerReference w:type="default" r:id="rId18"/>
+      <w:footerReference w:type="default" r:id="rId20"/>
       <w:pgSz w:w="11906" w:h="16838"/>
       <w:pgMar w:top="1134" w:right="1134" w:bottom="1134" w:left="1134" w:header="709" w:footer="709" w:gutter="0"/>
       <w:cols w:space="708"/>
@@ -3726,8 +3547,33 @@
 </w:document>
 </file>
 
+<file path=word/endnotes.xml><?xml version="1.0" encoding="utf-8"?>
+<w:endnotes xmlns:wpc="http://schemas.microsoft.com/office/word/2010/wordprocessingCanvas" xmlns:cx="http://schemas.microsoft.com/office/drawing/2014/chartex" xmlns:cx1="http://schemas.microsoft.com/office/drawing/2015/9/8/chartex" xmlns:cx2="http://schemas.microsoft.com/office/drawing/2015/10/21/chartex" xmlns:cx3="http://schemas.microsoft.com/office/drawing/2016/5/9/chartex" xmlns:cx4="http://schemas.microsoft.com/office/drawing/2016/5/10/chartex" xmlns:cx5="http://schemas.microsoft.com/office/drawing/2016/5/11/chartex" xmlns:cx6="http://schemas.microsoft.com/office/drawing/2016/5/12/chartex" xmlns:cx7="http://schemas.microsoft.com/office/drawing/2016/5/13/chartex" xmlns:cx8="http://schemas.microsoft.com/office/drawing/2016/5/14/chartex" xmlns:mc="http://schemas.openxmlformats.org/markup-compatibility/2006" xmlns:aink="http://schemas.microsoft.com/office/drawing/2016/ink" xmlns:am3d="http://schemas.microsoft.com/office/drawing/2017/model3d" xmlns:o="urn:schemas-microsoft-com:office:office" xmlns:oel="http://schemas.microsoft.com/office/2019/extlst" xmlns:r="http://schemas.openxmlformats.org/officeDocument/2006/relationships" xmlns:m="http://schemas.openxmlformats.org/officeDocument/2006/math" xmlns:v="urn:schemas-microsoft-com:vml" xmlns:wp14="http://schemas.microsoft.com/office/word/2010/wordprocessingDrawing" xmlns:wp="http://schemas.openxmlformats.org/drawingml/2006/wordprocessingDrawing" xmlns:w10="urn:schemas-microsoft-com:office:word" xmlns:w="http://schemas.openxmlformats.org/wordprocessingml/2006/main" xmlns:w14="http://schemas.microsoft.com/office/word/2010/wordml" xmlns:w15="http://schemas.microsoft.com/office/word/2012/wordml" xmlns:w16cex="http://schemas.microsoft.com/office/word/2018/wordml/cex" xmlns:w16cid="http://schemas.microsoft.com/office/word/2016/wordml/cid" xmlns:w16="http://schemas.microsoft.com/office/word/2018/wordml" xmlns:w16du="http://schemas.microsoft.com/office/word/2023/wordml/word16du" xmlns:w16sdtdh="http://schemas.microsoft.com/office/word/2020/wordml/sdtdatahash" xmlns:w16sdtfl="http://schemas.microsoft.com/office/word/2024/wordml/sdtformatlock" xmlns:w16se="http://schemas.microsoft.com/office/word/2015/wordml/symex" xmlns:wpg="http://schemas.microsoft.com/office/word/2010/wordprocessingGroup" xmlns:wpi="http://schemas.microsoft.com/office/word/2010/wordprocessingInk" xmlns:wne="http://schemas.microsoft.com/office/word/2006/wordml" xmlns:wps="http://schemas.microsoft.com/office/word/2010/wordprocessingShape" mc:Ignorable="w14 w15 w16se w16cid w16 w16cex w16sdtdh w16sdtfl w16du wp14">
+  <w:endnote w:type="separator" w:id="-1">
+    <w:p>
+      <w:pPr>
+        <w:spacing w:after="0" w:line="240" w:lineRule="auto"/>
+      </w:pPr>
+      <w:r>
+        <w:separator/>
+      </w:r>
+    </w:p>
+  </w:endnote>
+  <w:endnote w:type="continuationSeparator" w:id="0">
+    <w:p>
+      <w:pPr>
+        <w:spacing w:after="0" w:line="240" w:lineRule="auto"/>
+      </w:pPr>
+      <w:r>
+        <w:continuationSeparator/>
+      </w:r>
+    </w:p>
+  </w:endnote>
+</w:endnotes>
+</file>
+
 <file path=word/footer1.xml><?xml version="1.0" encoding="utf-8"?>
-<w:ftr xmlns:ve="http://schemas.openxmlformats.org/markup-compatibility/2006" xmlns:o="urn:schemas-microsoft-com:office:office" xmlns:r="http://schemas.openxmlformats.org/officeDocument/2006/relationships" xmlns:m="http://schemas.openxmlformats.org/officeDocument/2006/math" xmlns:v="urn:schemas-microsoft-com:vml" xmlns:wp="http://schemas.openxmlformats.org/drawingml/2006/wordprocessingDrawing" xmlns:w10="urn:schemas-microsoft-com:office:word" xmlns:w="http://schemas.openxmlformats.org/wordprocessingml/2006/main" xmlns:wne="http://schemas.microsoft.com/office/word/2006/wordml">
+<w:ftr xmlns:wpc="http://schemas.microsoft.com/office/word/2010/wordprocessingCanvas" xmlns:cx="http://schemas.microsoft.com/office/drawing/2014/chartex" xmlns:cx1="http://schemas.microsoft.com/office/drawing/2015/9/8/chartex" xmlns:cx2="http://schemas.microsoft.com/office/drawing/2015/10/21/chartex" xmlns:cx3="http://schemas.microsoft.com/office/drawing/2016/5/9/chartex" xmlns:cx4="http://schemas.microsoft.com/office/drawing/2016/5/10/chartex" xmlns:cx5="http://schemas.microsoft.com/office/drawing/2016/5/11/chartex" xmlns:cx6="http://schemas.microsoft.com/office/drawing/2016/5/12/chartex" xmlns:cx7="http://schemas.microsoft.com/office/drawing/2016/5/13/chartex" xmlns:cx8="http://schemas.microsoft.com/office/drawing/2016/5/14/chartex" xmlns:mc="http://schemas.openxmlformats.org/markup-compatibility/2006" xmlns:aink="http://schemas.microsoft.com/office/drawing/2016/ink" xmlns:am3d="http://schemas.microsoft.com/office/drawing/2017/model3d" xmlns:o="urn:schemas-microsoft-com:office:office" xmlns:oel="http://schemas.microsoft.com/office/2019/extlst" xmlns:r="http://schemas.openxmlformats.org/officeDocument/2006/relationships" xmlns:m="http://schemas.openxmlformats.org/officeDocument/2006/math" xmlns:v="urn:schemas-microsoft-com:vml" xmlns:wp14="http://schemas.microsoft.com/office/word/2010/wordprocessingDrawing" xmlns:wp="http://schemas.openxmlformats.org/drawingml/2006/wordprocessingDrawing" xmlns:w10="urn:schemas-microsoft-com:office:word" xmlns:w="http://schemas.openxmlformats.org/wordprocessingml/2006/main" xmlns:w14="http://schemas.microsoft.com/office/word/2010/wordml" xmlns:w15="http://schemas.microsoft.com/office/word/2012/wordml" xmlns:w16cex="http://schemas.microsoft.com/office/word/2018/wordml/cex" xmlns:w16cid="http://schemas.microsoft.com/office/word/2016/wordml/cid" xmlns:w16="http://schemas.microsoft.com/office/word/2018/wordml" xmlns:w16du="http://schemas.microsoft.com/office/word/2023/wordml/word16du" xmlns:w16sdtdh="http://schemas.microsoft.com/office/word/2020/wordml/sdtdatahash" xmlns:w16sdtfl="http://schemas.microsoft.com/office/word/2024/wordml/sdtformatlock" xmlns:w16se="http://schemas.microsoft.com/office/word/2015/wordml/symex" xmlns:wpg="http://schemas.microsoft.com/office/word/2010/wordprocessingGroup" xmlns:wpi="http://schemas.microsoft.com/office/word/2010/wordprocessingInk" xmlns:wne="http://schemas.microsoft.com/office/word/2006/wordml" xmlns:wps="http://schemas.microsoft.com/office/word/2010/wordprocessingShape" mc:Ignorable="w14 w15 w16se w16cid w16 w16cex w16sdtdh w16sdtfl w16du wp14">
   <w:sdt>
     <w:sdtPr>
       <w:id w:val="1770897464"/>
@@ -3742,14 +3588,27 @@
           <w:pStyle w:val="Footer"/>
           <w:jc w:val="center"/>
         </w:pPr>
-        <w:fldSimple w:instr=" PAGE   \* MERGEFORMAT ">
-          <w:r>
-            <w:rPr>
-              <w:noProof/>
-            </w:rPr>
-            <w:t>4</w:t>
-          </w:r>
-        </w:fldSimple>
+        <w:r>
+          <w:fldChar w:fldCharType="begin"/>
+        </w:r>
+        <w:r>
+          <w:instrText xml:space="preserve"> PAGE   \* MERGEFORMAT </w:instrText>
+        </w:r>
+        <w:r>
+          <w:fldChar w:fldCharType="separate"/>
+        </w:r>
+        <w:r>
+          <w:rPr>
+            <w:noProof/>
+          </w:rPr>
+          <w:t>4</w:t>
+        </w:r>
+        <w:r>
+          <w:rPr>
+            <w:noProof/>
+          </w:rPr>
+          <w:fldChar w:fldCharType="end"/>
+        </w:r>
       </w:p>
     </w:sdtContent>
   </w:sdt>
@@ -3761,9 +3620,34 @@
 </w:ftr>
 </file>
 
+<file path=word/footnotes.xml><?xml version="1.0" encoding="utf-8"?>
+<w:footnotes xmlns:wpc="http://schemas.microsoft.com/office/word/2010/wordprocessingCanvas" xmlns:cx="http://schemas.microsoft.com/office/drawing/2014/chartex" xmlns:cx1="http://schemas.microsoft.com/office/drawing/2015/9/8/chartex" xmlns:cx2="http://schemas.microsoft.com/office/drawing/2015/10/21/chartex" xmlns:cx3="http://schemas.microsoft.com/office/drawing/2016/5/9/chartex" xmlns:cx4="http://schemas.microsoft.com/office/drawing/2016/5/10/chartex" xmlns:cx5="http://schemas.microsoft.com/office/drawing/2016/5/11/chartex" xmlns:cx6="http://schemas.microsoft.com/office/drawing/2016/5/12/chartex" xmlns:cx7="http://schemas.microsoft.com/office/drawing/2016/5/13/chartex" xmlns:cx8="http://schemas.microsoft.com/office/drawing/2016/5/14/chartex" xmlns:mc="http://schemas.openxmlformats.org/markup-compatibility/2006" xmlns:aink="http://schemas.microsoft.com/office/drawing/2016/ink" xmlns:am3d="http://schemas.microsoft.com/office/drawing/2017/model3d" xmlns:o="urn:schemas-microsoft-com:office:office" xmlns:oel="http://schemas.microsoft.com/office/2019/extlst" xmlns:r="http://schemas.openxmlformats.org/officeDocument/2006/relationships" xmlns:m="http://schemas.openxmlformats.org/officeDocument/2006/math" xmlns:v="urn:schemas-microsoft-com:vml" xmlns:wp14="http://schemas.microsoft.com/office/word/2010/wordprocessingDrawing" xmlns:wp="http://schemas.openxmlformats.org/drawingml/2006/wordprocessingDrawing" xmlns:w10="urn:schemas-microsoft-com:office:word" xmlns:w="http://schemas.openxmlformats.org/wordprocessingml/2006/main" xmlns:w14="http://schemas.microsoft.com/office/word/2010/wordml" xmlns:w15="http://schemas.microsoft.com/office/word/2012/wordml" xmlns:w16cex="http://schemas.microsoft.com/office/word/2018/wordml/cex" xmlns:w16cid="http://schemas.microsoft.com/office/word/2016/wordml/cid" xmlns:w16="http://schemas.microsoft.com/office/word/2018/wordml" xmlns:w16du="http://schemas.microsoft.com/office/word/2023/wordml/word16du" xmlns:w16sdtdh="http://schemas.microsoft.com/office/word/2020/wordml/sdtdatahash" xmlns:w16sdtfl="http://schemas.microsoft.com/office/word/2024/wordml/sdtformatlock" xmlns:w16se="http://schemas.microsoft.com/office/word/2015/wordml/symex" xmlns:wpg="http://schemas.microsoft.com/office/word/2010/wordprocessingGroup" xmlns:wpi="http://schemas.microsoft.com/office/word/2010/wordprocessingInk" xmlns:wne="http://schemas.microsoft.com/office/word/2006/wordml" xmlns:wps="http://schemas.microsoft.com/office/word/2010/wordprocessingShape" mc:Ignorable="w14 w15 w16se w16cid w16 w16cex w16sdtdh w16sdtfl w16du wp14">
+  <w:footnote w:type="separator" w:id="-1">
+    <w:p>
+      <w:pPr>
+        <w:spacing w:after="0" w:line="240" w:lineRule="auto"/>
+      </w:pPr>
+      <w:r>
+        <w:separator/>
+      </w:r>
+    </w:p>
+  </w:footnote>
+  <w:footnote w:type="continuationSeparator" w:id="0">
+    <w:p>
+      <w:pPr>
+        <w:spacing w:after="0" w:line="240" w:lineRule="auto"/>
+      </w:pPr>
+      <w:r>
+        <w:continuationSeparator/>
+      </w:r>
+    </w:p>
+  </w:footnote>
+</w:footnotes>
+</file>
+
 <file path=word/numbering.xml><?xml version="1.0" encoding="utf-8"?>
-<w:numbering xmlns:ve="http://schemas.openxmlformats.org/markup-compatibility/2006" xmlns:o="urn:schemas-microsoft-com:office:office" xmlns:r="http://schemas.openxmlformats.org/officeDocument/2006/relationships" xmlns:m="http://schemas.openxmlformats.org/officeDocument/2006/math" xmlns:v="urn:schemas-microsoft-com:vml" xmlns:wp="http://schemas.openxmlformats.org/drawingml/2006/wordprocessingDrawing" xmlns:w10="urn:schemas-microsoft-com:office:word" xmlns:w="http://schemas.openxmlformats.org/wordprocessingml/2006/main" xmlns:wne="http://schemas.microsoft.com/office/word/2006/wordml">
-  <w:abstractNum w:abstractNumId="0">
+<w:numbering xmlns:wpc="http://schemas.microsoft.com/office/word/2010/wordprocessingCanvas" xmlns:cx="http://schemas.microsoft.com/office/drawing/2014/chartex" xmlns:cx1="http://schemas.microsoft.com/office/drawing/2015/9/8/chartex" xmlns:cx2="http://schemas.microsoft.com/office/drawing/2015/10/21/chartex" xmlns:cx3="http://schemas.microsoft.com/office/drawing/2016/5/9/chartex" xmlns:cx4="http://schemas.microsoft.com/office/drawing/2016/5/10/chartex" xmlns:cx5="http://schemas.microsoft.com/office/drawing/2016/5/11/chartex" xmlns:cx6="http://schemas.microsoft.com/office/drawing/2016/5/12/chartex" xmlns:cx7="http://schemas.microsoft.com/office/drawing/2016/5/13/chartex" xmlns:cx8="http://schemas.microsoft.com/office/drawing/2016/5/14/chartex" xmlns:mc="http://schemas.openxmlformats.org/markup-compatibility/2006" xmlns:aink="http://schemas.microsoft.com/office/drawing/2016/ink" xmlns:am3d="http://schemas.microsoft.com/office/drawing/2017/model3d" xmlns:o="urn:schemas-microsoft-com:office:office" xmlns:oel="http://schemas.microsoft.com/office/2019/extlst" xmlns:r="http://schemas.openxmlformats.org/officeDocument/2006/relationships" xmlns:m="http://schemas.openxmlformats.org/officeDocument/2006/math" xmlns:v="urn:schemas-microsoft-com:vml" xmlns:wp14="http://schemas.microsoft.com/office/word/2010/wordprocessingDrawing" xmlns:wp="http://schemas.openxmlformats.org/drawingml/2006/wordprocessingDrawing" xmlns:w10="urn:schemas-microsoft-com:office:word" xmlns:w="http://schemas.openxmlformats.org/wordprocessingml/2006/main" xmlns:w14="http://schemas.microsoft.com/office/word/2010/wordml" xmlns:w15="http://schemas.microsoft.com/office/word/2012/wordml" xmlns:w16cex="http://schemas.microsoft.com/office/word/2018/wordml/cex" xmlns:w16cid="http://schemas.microsoft.com/office/word/2016/wordml/cid" xmlns:w16="http://schemas.microsoft.com/office/word/2018/wordml" xmlns:w16du="http://schemas.microsoft.com/office/word/2023/wordml/word16du" xmlns:w16sdtdh="http://schemas.microsoft.com/office/word/2020/wordml/sdtdatahash" xmlns:w16sdtfl="http://schemas.microsoft.com/office/word/2024/wordml/sdtformatlock" xmlns:w16se="http://schemas.microsoft.com/office/word/2015/wordml/symex" xmlns:wpg="http://schemas.microsoft.com/office/word/2010/wordprocessingGroup" xmlns:wpi="http://schemas.microsoft.com/office/word/2010/wordprocessingInk" xmlns:wne="http://schemas.microsoft.com/office/word/2006/wordml" xmlns:wps="http://schemas.microsoft.com/office/word/2010/wordprocessingShape" mc:Ignorable="w14 w15 w16se w16cid w16 w16cex w16sdtdh w16sdtfl w16du wp14">
+  <w:abstractNum w:abstractNumId="0" w15:restartNumberingAfterBreak="0">
     <w:nsid w:val="0F9D1E67"/>
     <w:multiLevelType w:val="hybridMultilevel"/>
     <w:tmpl w:val="5B986AE6"/>
@@ -3850,7 +3734,7 @@
       </w:pPr>
     </w:lvl>
   </w:abstractNum>
-  <w:abstractNum w:abstractNumId="1">
+  <w:abstractNum w:abstractNumId="1" w15:restartNumberingAfterBreak="0">
     <w:nsid w:val="238D098D"/>
     <w:multiLevelType w:val="multilevel"/>
     <w:tmpl w:val="FED01CC2"/>
@@ -3963,7 +3847,7 @@
       </w:pPr>
     </w:lvl>
   </w:abstractNum>
-  <w:abstractNum w:abstractNumId="2">
+  <w:abstractNum w:abstractNumId="2" w15:restartNumberingAfterBreak="0">
     <w:nsid w:val="26EE2EA6"/>
     <w:multiLevelType w:val="multilevel"/>
     <w:tmpl w:val="C76055D0"/>
@@ -4112,7 +3996,209 @@
       </w:rPr>
     </w:lvl>
   </w:abstractNum>
-  <w:abstractNum w:abstractNumId="3">
+  <w:abstractNum w:abstractNumId="3" w15:restartNumberingAfterBreak="0">
+    <w:nsid w:val="30057CF6"/>
+    <w:multiLevelType w:val="hybridMultilevel"/>
+    <w:tmpl w:val="070E10CC"/>
+    <w:lvl w:ilvl="0" w:tplc="0809000F">
+      <w:start w:val="1"/>
+      <w:numFmt w:val="decimal"/>
+      <w:lvlText w:val="%1."/>
+      <w:lvlJc w:val="left"/>
+      <w:pPr>
+        <w:ind w:left="720" w:hanging="360"/>
+      </w:pPr>
+      <w:rPr>
+        <w:rFonts w:hint="default"/>
+      </w:rPr>
+    </w:lvl>
+    <w:lvl w:ilvl="1" w:tplc="08090019" w:tentative="1">
+      <w:start w:val="1"/>
+      <w:numFmt w:val="lowerLetter"/>
+      <w:lvlText w:val="%2."/>
+      <w:lvlJc w:val="left"/>
+      <w:pPr>
+        <w:ind w:left="1440" w:hanging="360"/>
+      </w:pPr>
+    </w:lvl>
+    <w:lvl w:ilvl="2" w:tplc="0809001B" w:tentative="1">
+      <w:start w:val="1"/>
+      <w:numFmt w:val="lowerRoman"/>
+      <w:lvlText w:val="%3."/>
+      <w:lvlJc w:val="right"/>
+      <w:pPr>
+        <w:ind w:left="2160" w:hanging="180"/>
+      </w:pPr>
+    </w:lvl>
+    <w:lvl w:ilvl="3" w:tplc="0809000F" w:tentative="1">
+      <w:start w:val="1"/>
+      <w:numFmt w:val="decimal"/>
+      <w:lvlText w:val="%4."/>
+      <w:lvlJc w:val="left"/>
+      <w:pPr>
+        <w:ind w:left="2880" w:hanging="360"/>
+      </w:pPr>
+    </w:lvl>
+    <w:lvl w:ilvl="4" w:tplc="08090019" w:tentative="1">
+      <w:start w:val="1"/>
+      <w:numFmt w:val="lowerLetter"/>
+      <w:lvlText w:val="%5."/>
+      <w:lvlJc w:val="left"/>
+      <w:pPr>
+        <w:ind w:left="3600" w:hanging="360"/>
+      </w:pPr>
+    </w:lvl>
+    <w:lvl w:ilvl="5" w:tplc="0809001B" w:tentative="1">
+      <w:start w:val="1"/>
+      <w:numFmt w:val="lowerRoman"/>
+      <w:lvlText w:val="%6."/>
+      <w:lvlJc w:val="right"/>
+      <w:pPr>
+        <w:ind w:left="4320" w:hanging="180"/>
+      </w:pPr>
+    </w:lvl>
+    <w:lvl w:ilvl="6" w:tplc="0809000F" w:tentative="1">
+      <w:start w:val="1"/>
+      <w:numFmt w:val="decimal"/>
+      <w:lvlText w:val="%7."/>
+      <w:lvlJc w:val="left"/>
+      <w:pPr>
+        <w:ind w:left="5040" w:hanging="360"/>
+      </w:pPr>
+    </w:lvl>
+    <w:lvl w:ilvl="7" w:tplc="08090019" w:tentative="1">
+      <w:start w:val="1"/>
+      <w:numFmt w:val="lowerLetter"/>
+      <w:lvlText w:val="%8."/>
+      <w:lvlJc w:val="left"/>
+      <w:pPr>
+        <w:ind w:left="5760" w:hanging="360"/>
+      </w:pPr>
+    </w:lvl>
+    <w:lvl w:ilvl="8" w:tplc="0809001B" w:tentative="1">
+      <w:start w:val="1"/>
+      <w:numFmt w:val="lowerRoman"/>
+      <w:lvlText w:val="%9."/>
+      <w:lvlJc w:val="right"/>
+      <w:pPr>
+        <w:ind w:left="6480" w:hanging="180"/>
+      </w:pPr>
+    </w:lvl>
+  </w:abstractNum>
+  <w:abstractNum w:abstractNumId="4" w15:restartNumberingAfterBreak="0">
+    <w:nsid w:val="3E3963E5"/>
+    <w:multiLevelType w:val="hybridMultilevel"/>
+    <w:tmpl w:val="7D9EB88A"/>
+    <w:lvl w:ilvl="0" w:tplc="08090003">
+      <w:start w:val="1"/>
+      <w:numFmt w:val="bullet"/>
+      <w:lvlText w:val="o"/>
+      <w:lvlJc w:val="left"/>
+      <w:pPr>
+        <w:ind w:left="1080" w:hanging="360"/>
+      </w:pPr>
+      <w:rPr>
+        <w:rFonts w:ascii="Courier New" w:hAnsi="Courier New" w:cs="Courier New" w:hint="default"/>
+      </w:rPr>
+    </w:lvl>
+    <w:lvl w:ilvl="1" w:tplc="08090003" w:tentative="1">
+      <w:start w:val="1"/>
+      <w:numFmt w:val="bullet"/>
+      <w:lvlText w:val="o"/>
+      <w:lvlJc w:val="left"/>
+      <w:pPr>
+        <w:ind w:left="1800" w:hanging="360"/>
+      </w:pPr>
+      <w:rPr>
+        <w:rFonts w:ascii="Courier New" w:hAnsi="Courier New" w:cs="Courier New" w:hint="default"/>
+      </w:rPr>
+    </w:lvl>
+    <w:lvl w:ilvl="2" w:tplc="08090005" w:tentative="1">
+      <w:start w:val="1"/>
+      <w:numFmt w:val="bullet"/>
+      <w:lvlText w:val=""/>
+      <w:lvlJc w:val="left"/>
+      <w:pPr>
+        <w:ind w:left="2520" w:hanging="360"/>
+      </w:pPr>
+      <w:rPr>
+        <w:rFonts w:ascii="Wingdings" w:hAnsi="Wingdings" w:hint="default"/>
+      </w:rPr>
+    </w:lvl>
+    <w:lvl w:ilvl="3" w:tplc="08090001" w:tentative="1">
+      <w:start w:val="1"/>
+      <w:numFmt w:val="bullet"/>
+      <w:lvlText w:val=""/>
+      <w:lvlJc w:val="left"/>
+      <w:pPr>
+        <w:ind w:left="3240" w:hanging="360"/>
+      </w:pPr>
+      <w:rPr>
+        <w:rFonts w:ascii="Symbol" w:hAnsi="Symbol" w:hint="default"/>
+      </w:rPr>
+    </w:lvl>
+    <w:lvl w:ilvl="4" w:tplc="08090003" w:tentative="1">
+      <w:start w:val="1"/>
+      <w:numFmt w:val="bullet"/>
+      <w:lvlText w:val="o"/>
+      <w:lvlJc w:val="left"/>
+      <w:pPr>
+        <w:ind w:left="3960" w:hanging="360"/>
+      </w:pPr>
+      <w:rPr>
+        <w:rFonts w:ascii="Courier New" w:hAnsi="Courier New" w:cs="Courier New" w:hint="default"/>
+      </w:rPr>
+    </w:lvl>
+    <w:lvl w:ilvl="5" w:tplc="08090005" w:tentative="1">
+      <w:start w:val="1"/>
+      <w:numFmt w:val="bullet"/>
+      <w:lvlText w:val=""/>
+      <w:lvlJc w:val="left"/>
+      <w:pPr>
+        <w:ind w:left="4680" w:hanging="360"/>
+      </w:pPr>
+      <w:rPr>
+        <w:rFonts w:ascii="Wingdings" w:hAnsi="Wingdings" w:hint="default"/>
+      </w:rPr>
+    </w:lvl>
+    <w:lvl w:ilvl="6" w:tplc="08090001" w:tentative="1">
+      <w:start w:val="1"/>
+      <w:numFmt w:val="bullet"/>
+      <w:lvlText w:val=""/>
+      <w:lvlJc w:val="left"/>
+      <w:pPr>
+        <w:ind w:left="5400" w:hanging="360"/>
+      </w:pPr>
+      <w:rPr>
+        <w:rFonts w:ascii="Symbol" w:hAnsi="Symbol" w:hint="default"/>
+      </w:rPr>
+    </w:lvl>
+    <w:lvl w:ilvl="7" w:tplc="08090003" w:tentative="1">
+      <w:start w:val="1"/>
+      <w:numFmt w:val="bullet"/>
+      <w:lvlText w:val="o"/>
+      <w:lvlJc w:val="left"/>
+      <w:pPr>
+        <w:ind w:left="6120" w:hanging="360"/>
+      </w:pPr>
+      <w:rPr>
+        <w:rFonts w:ascii="Courier New" w:hAnsi="Courier New" w:cs="Courier New" w:hint="default"/>
+      </w:rPr>
+    </w:lvl>
+    <w:lvl w:ilvl="8" w:tplc="08090005" w:tentative="1">
+      <w:start w:val="1"/>
+      <w:numFmt w:val="bullet"/>
+      <w:lvlText w:val=""/>
+      <w:lvlJc w:val="left"/>
+      <w:pPr>
+        <w:ind w:left="6840" w:hanging="360"/>
+      </w:pPr>
+      <w:rPr>
+        <w:rFonts w:ascii="Wingdings" w:hAnsi="Wingdings" w:hint="default"/>
+      </w:rPr>
+    </w:lvl>
+  </w:abstractNum>
+  <w:abstractNum w:abstractNumId="5" w15:restartNumberingAfterBreak="0">
     <w:nsid w:val="445B26EE"/>
     <w:multiLevelType w:val="multilevel"/>
     <w:tmpl w:val="FED01CC2"/>
@@ -4229,7 +4315,7 @@
       </w:pPr>
     </w:lvl>
   </w:abstractNum>
-  <w:abstractNum w:abstractNumId="4">
+  <w:abstractNum w:abstractNumId="6" w15:restartNumberingAfterBreak="0">
     <w:nsid w:val="5BCD0CE0"/>
     <w:multiLevelType w:val="multilevel"/>
     <w:tmpl w:val="414A3602"/>
@@ -4374,7 +4460,7 @@
       </w:rPr>
     </w:lvl>
   </w:abstractNum>
-  <w:abstractNum w:abstractNumId="5">
+  <w:abstractNum w:abstractNumId="7" w15:restartNumberingAfterBreak="0">
     <w:nsid w:val="6C9F6CF2"/>
     <w:multiLevelType w:val="hybridMultilevel"/>
     <w:tmpl w:val="AA3414AE"/>
@@ -4488,7 +4574,7 @@
       </w:rPr>
     </w:lvl>
   </w:abstractNum>
-  <w:abstractNum w:abstractNumId="6">
+  <w:abstractNum w:abstractNumId="8" w15:restartNumberingAfterBreak="0">
     <w:nsid w:val="78B4660E"/>
     <w:multiLevelType w:val="multilevel"/>
     <w:tmpl w:val="FED01CC2"/>
@@ -4601,7 +4687,7 @@
       </w:pPr>
     </w:lvl>
   </w:abstractNum>
-  <w:abstractNum w:abstractNumId="7">
+  <w:abstractNum w:abstractNumId="9" w15:restartNumberingAfterBreak="0">
     <w:nsid w:val="798B1400"/>
     <w:multiLevelType w:val="hybridMultilevel"/>
     <w:tmpl w:val="6600780C"/>
@@ -4715,36 +4801,42 @@
       </w:rPr>
     </w:lvl>
   </w:abstractNum>
-  <w:num w:numId="1">
+  <w:num w:numId="1" w16cid:durableId="332529791">
     <w:abstractNumId w:val="0"/>
   </w:num>
-  <w:num w:numId="2">
+  <w:num w:numId="2" w16cid:durableId="1238712120">
+    <w:abstractNumId w:val="7"/>
+  </w:num>
+  <w:num w:numId="3" w16cid:durableId="261955115">
+    <w:abstractNumId w:val="9"/>
+  </w:num>
+  <w:num w:numId="4" w16cid:durableId="608464002">
+    <w:abstractNumId w:val="6"/>
+  </w:num>
+  <w:num w:numId="5" w16cid:durableId="669260602">
+    <w:abstractNumId w:val="2"/>
+  </w:num>
+  <w:num w:numId="6" w16cid:durableId="1536236587">
+    <w:abstractNumId w:val="8"/>
+  </w:num>
+  <w:num w:numId="7" w16cid:durableId="1260140381">
+    <w:abstractNumId w:val="1"/>
+  </w:num>
+  <w:num w:numId="8" w16cid:durableId="810710425">
     <w:abstractNumId w:val="5"/>
   </w:num>
-  <w:num w:numId="3">
-    <w:abstractNumId w:val="7"/>
+  <w:num w:numId="9" w16cid:durableId="1179662042">
+    <w:abstractNumId w:val="3"/>
   </w:num>
-  <w:num w:numId="4">
+  <w:num w:numId="10" w16cid:durableId="29040613">
     <w:abstractNumId w:val="4"/>
-  </w:num>
-  <w:num w:numId="5">
-    <w:abstractNumId w:val="2"/>
-  </w:num>
-  <w:num w:numId="6">
-    <w:abstractNumId w:val="6"/>
-  </w:num>
-  <w:num w:numId="7">
-    <w:abstractNumId w:val="1"/>
-  </w:num>
-  <w:num w:numId="8">
-    <w:abstractNumId w:val="3"/>
   </w:num>
   <w:numIdMacAtCleanup w:val="8"/>
 </w:numbering>
 </file>
 
 <file path=word/styles.xml><?xml version="1.0" encoding="utf-8"?>
-<w:styles xmlns:r="http://schemas.openxmlformats.org/officeDocument/2006/relationships" xmlns:w="http://schemas.openxmlformats.org/wordprocessingml/2006/main">
+<w:styles xmlns:mc="http://schemas.openxmlformats.org/markup-compatibility/2006" xmlns:r="http://schemas.openxmlformats.org/officeDocument/2006/relationships" xmlns:w="http://schemas.openxmlformats.org/wordprocessingml/2006/main" xmlns:w14="http://schemas.microsoft.com/office/word/2010/wordml" xmlns:w15="http://schemas.microsoft.com/office/word/2012/wordml" xmlns:w16cex="http://schemas.microsoft.com/office/word/2018/wordml/cex" xmlns:w16cid="http://schemas.microsoft.com/office/word/2016/wordml/cid" xmlns:w16="http://schemas.microsoft.com/office/word/2018/wordml" xmlns:w16du="http://schemas.microsoft.com/office/word/2023/wordml/word16du" xmlns:w16sdtdh="http://schemas.microsoft.com/office/word/2020/wordml/sdtdatahash" xmlns:w16sdtfl="http://schemas.microsoft.com/office/word/2024/wordml/sdtformatlock" xmlns:w16se="http://schemas.microsoft.com/office/word/2015/wordml/symex" mc:Ignorable="w14 w15 w16se w16cid w16 w16cex w16sdtdh w16sdtfl w16du">
   <w:docDefaults>
     <w:rPrDefault>
       <w:rPr>
@@ -4760,144 +4852,383 @@
       </w:pPr>
     </w:pPrDefault>
   </w:docDefaults>
-  <w:latentStyles w:defLockedState="0" w:defUIPriority="99" w:defSemiHidden="1" w:defUnhideWhenUsed="1" w:defQFormat="0" w:count="267">
-    <w:lsdException w:name="Normal" w:semiHidden="0" w:uiPriority="0" w:unhideWhenUsed="0" w:qFormat="1"/>
-    <w:lsdException w:name="heading 1" w:semiHidden="0" w:uiPriority="9" w:unhideWhenUsed="0" w:qFormat="1"/>
-    <w:lsdException w:name="heading 2" w:uiPriority="9" w:qFormat="1"/>
-    <w:lsdException w:name="heading 3" w:uiPriority="9" w:qFormat="1"/>
-    <w:lsdException w:name="heading 4" w:uiPriority="9" w:qFormat="1"/>
-    <w:lsdException w:name="heading 5" w:uiPriority="9" w:qFormat="1"/>
-    <w:lsdException w:name="heading 6" w:uiPriority="9" w:qFormat="1"/>
-    <w:lsdException w:name="heading 7" w:uiPriority="9" w:qFormat="1"/>
-    <w:lsdException w:name="heading 8" w:uiPriority="9" w:qFormat="1"/>
-    <w:lsdException w:name="heading 9" w:uiPriority="9" w:qFormat="1"/>
-    <w:lsdException w:name="toc 1" w:uiPriority="39"/>
-    <w:lsdException w:name="toc 2" w:uiPriority="39"/>
-    <w:lsdException w:name="toc 3" w:uiPriority="39"/>
-    <w:lsdException w:name="toc 4" w:uiPriority="39"/>
-    <w:lsdException w:name="toc 5" w:uiPriority="39"/>
-    <w:lsdException w:name="toc 6" w:uiPriority="39"/>
-    <w:lsdException w:name="toc 7" w:uiPriority="39"/>
-    <w:lsdException w:name="toc 8" w:uiPriority="39"/>
-    <w:lsdException w:name="toc 9" w:uiPriority="39"/>
-    <w:lsdException w:name="caption" w:uiPriority="35" w:qFormat="1"/>
-    <w:lsdException w:name="Title" w:semiHidden="0" w:uiPriority="10" w:unhideWhenUsed="0" w:qFormat="1"/>
-    <w:lsdException w:name="Default Paragraph Font" w:uiPriority="1"/>
-    <w:lsdException w:name="Subtitle" w:semiHidden="0" w:uiPriority="11" w:unhideWhenUsed="0" w:qFormat="1"/>
-    <w:lsdException w:name="Strong" w:semiHidden="0" w:uiPriority="22" w:unhideWhenUsed="0" w:qFormat="1"/>
-    <w:lsdException w:name="Emphasis" w:semiHidden="0" w:uiPriority="20" w:unhideWhenUsed="0" w:qFormat="1"/>
-    <w:lsdException w:name="Table Grid" w:semiHidden="0" w:uiPriority="59" w:unhideWhenUsed="0"/>
-    <w:lsdException w:name="Placeholder Text" w:unhideWhenUsed="0"/>
-    <w:lsdException w:name="No Spacing" w:semiHidden="0" w:uiPriority="1" w:unhideWhenUsed="0" w:qFormat="1"/>
-    <w:lsdException w:name="Light Shading" w:semiHidden="0" w:uiPriority="60" w:unhideWhenUsed="0"/>
-    <w:lsdException w:name="Light List" w:semiHidden="0" w:uiPriority="61" w:unhideWhenUsed="0"/>
-    <w:lsdException w:name="Light Grid" w:semiHidden="0" w:uiPriority="62" w:unhideWhenUsed="0"/>
-    <w:lsdException w:name="Medium Shading 1" w:semiHidden="0" w:uiPriority="63" w:unhideWhenUsed="0"/>
-    <w:lsdException w:name="Medium Shading 2" w:semiHidden="0" w:uiPriority="64" w:unhideWhenUsed="0"/>
-    <w:lsdException w:name="Medium List 1" w:semiHidden="0" w:uiPriority="65" w:unhideWhenUsed="0"/>
-    <w:lsdException w:name="Medium List 2" w:semiHidden="0" w:uiPriority="66" w:unhideWhenUsed="0"/>
-    <w:lsdException w:name="Medium Grid 1" w:semiHidden="0" w:uiPriority="67" w:unhideWhenUsed="0"/>
-    <w:lsdException w:name="Medium Grid 2" w:semiHidden="0" w:uiPriority="68" w:unhideWhenUsed="0"/>
-    <w:lsdException w:name="Medium Grid 3" w:semiHidden="0" w:uiPriority="69" w:unhideWhenUsed="0"/>
-    <w:lsdException w:name="Dark List" w:semiHidden="0" w:uiPriority="70" w:unhideWhenUsed="0"/>
-    <w:lsdException w:name="Colorful Shading" w:semiHidden="0" w:uiPriority="71" w:unhideWhenUsed="0"/>
-    <w:lsdException w:name="Colorful List" w:semiHidden="0" w:uiPriority="72" w:unhideWhenUsed="0"/>
-    <w:lsdException w:name="Colorful Grid" w:semiHidden="0" w:uiPriority="73" w:unhideWhenUsed="0"/>
-    <w:lsdException w:name="Light Shading Accent 1" w:semiHidden="0" w:uiPriority="60" w:unhideWhenUsed="0"/>
-    <w:lsdException w:name="Light List Accent 1" w:semiHidden="0" w:uiPriority="61" w:unhideWhenUsed="0"/>
-    <w:lsdException w:name="Light Grid Accent 1" w:semiHidden="0" w:uiPriority="62" w:unhideWhenUsed="0"/>
-    <w:lsdException w:name="Medium Shading 1 Accent 1" w:semiHidden="0" w:uiPriority="63" w:unhideWhenUsed="0"/>
-    <w:lsdException w:name="Medium Shading 2 Accent 1" w:semiHidden="0" w:uiPriority="64" w:unhideWhenUsed="0"/>
-    <w:lsdException w:name="Medium List 1 Accent 1" w:semiHidden="0" w:uiPriority="65" w:unhideWhenUsed="0"/>
-    <w:lsdException w:name="Revision" w:unhideWhenUsed="0"/>
-    <w:lsdException w:name="List Paragraph" w:semiHidden="0" w:uiPriority="34" w:unhideWhenUsed="0" w:qFormat="1"/>
-    <w:lsdException w:name="Quote" w:semiHidden="0" w:uiPriority="29" w:unhideWhenUsed="0" w:qFormat="1"/>
-    <w:lsdException w:name="Intense Quote" w:semiHidden="0" w:uiPriority="30" w:unhideWhenUsed="0" w:qFormat="1"/>
-    <w:lsdException w:name="Medium List 2 Accent 1" w:semiHidden="0" w:uiPriority="66" w:unhideWhenUsed="0"/>
-    <w:lsdException w:name="Medium Grid 1 Accent 1" w:semiHidden="0" w:uiPriority="67" w:unhideWhenUsed="0"/>
-    <w:lsdException w:name="Medium Grid 2 Accent 1" w:semiHidden="0" w:uiPriority="68" w:unhideWhenUsed="0"/>
-    <w:lsdException w:name="Medium Grid 3 Accent 1" w:semiHidden="0" w:uiPriority="69" w:unhideWhenUsed="0"/>
-    <w:lsdException w:name="Dark List Accent 1" w:semiHidden="0" w:uiPriority="70" w:unhideWhenUsed="0"/>
-    <w:lsdException w:name="Colorful Shading Accent 1" w:semiHidden="0" w:uiPriority="71" w:unhideWhenUsed="0"/>
-    <w:lsdException w:name="Colorful List Accent 1" w:semiHidden="0" w:uiPriority="72" w:unhideWhenUsed="0"/>
-    <w:lsdException w:name="Colorful Grid Accent 1" w:semiHidden="0" w:uiPriority="73" w:unhideWhenUsed="0"/>
-    <w:lsdException w:name="Light Shading Accent 2" w:semiHidden="0" w:uiPriority="60" w:unhideWhenUsed="0"/>
-    <w:lsdException w:name="Light List Accent 2" w:semiHidden="0" w:uiPriority="61" w:unhideWhenUsed="0"/>
-    <w:lsdException w:name="Light Grid Accent 2" w:semiHidden="0" w:uiPriority="62" w:unhideWhenUsed="0"/>
-    <w:lsdException w:name="Medium Shading 1 Accent 2" w:semiHidden="0" w:uiPriority="63" w:unhideWhenUsed="0"/>
-    <w:lsdException w:name="Medium Shading 2 Accent 2" w:semiHidden="0" w:uiPriority="64" w:unhideWhenUsed="0"/>
-    <w:lsdException w:name="Medium List 1 Accent 2" w:semiHidden="0" w:uiPriority="65" w:unhideWhenUsed="0"/>
-    <w:lsdException w:name="Medium List 2 Accent 2" w:semiHidden="0" w:uiPriority="66" w:unhideWhenUsed="0"/>
-    <w:lsdException w:name="Medium Grid 1 Accent 2" w:semiHidden="0" w:uiPriority="67" w:unhideWhenUsed="0"/>
-    <w:lsdException w:name="Medium Grid 2 Accent 2" w:semiHidden="0" w:uiPriority="68" w:unhideWhenUsed="0"/>
-    <w:lsdException w:name="Medium Grid 3 Accent 2" w:semiHidden="0" w:uiPriority="69" w:unhideWhenUsed="0"/>
-    <w:lsdException w:name="Dark List Accent 2" w:semiHidden="0" w:uiPriority="70" w:unhideWhenUsed="0"/>
-    <w:lsdException w:name="Colorful Shading Accent 2" w:semiHidden="0" w:uiPriority="71" w:unhideWhenUsed="0"/>
-    <w:lsdException w:name="Colorful List Accent 2" w:semiHidden="0" w:uiPriority="72" w:unhideWhenUsed="0"/>
-    <w:lsdException w:name="Colorful Grid Accent 2" w:semiHidden="0" w:uiPriority="73" w:unhideWhenUsed="0"/>
-    <w:lsdException w:name="Light Shading Accent 3" w:semiHidden="0" w:uiPriority="60" w:unhideWhenUsed="0"/>
-    <w:lsdException w:name="Light List Accent 3" w:semiHidden="0" w:uiPriority="61" w:unhideWhenUsed="0"/>
-    <w:lsdException w:name="Light Grid Accent 3" w:semiHidden="0" w:uiPriority="62" w:unhideWhenUsed="0"/>
-    <w:lsdException w:name="Medium Shading 1 Accent 3" w:semiHidden="0" w:uiPriority="63" w:unhideWhenUsed="0"/>
-    <w:lsdException w:name="Medium Shading 2 Accent 3" w:semiHidden="0" w:uiPriority="64" w:unhideWhenUsed="0"/>
-    <w:lsdException w:name="Medium List 1 Accent 3" w:semiHidden="0" w:uiPriority="65" w:unhideWhenUsed="0"/>
-    <w:lsdException w:name="Medium List 2 Accent 3" w:semiHidden="0" w:uiPriority="66" w:unhideWhenUsed="0"/>
-    <w:lsdException w:name="Medium Grid 1 Accent 3" w:semiHidden="0" w:uiPriority="67" w:unhideWhenUsed="0"/>
-    <w:lsdException w:name="Medium Grid 2 Accent 3" w:semiHidden="0" w:uiPriority="68" w:unhideWhenUsed="0"/>
-    <w:lsdException w:name="Medium Grid 3 Accent 3" w:semiHidden="0" w:uiPriority="69" w:unhideWhenUsed="0"/>
-    <w:lsdException w:name="Dark List Accent 3" w:semiHidden="0" w:uiPriority="70" w:unhideWhenUsed="0"/>
-    <w:lsdException w:name="Colorful Shading Accent 3" w:semiHidden="0" w:uiPriority="71" w:unhideWhenUsed="0"/>
-    <w:lsdException w:name="Colorful List Accent 3" w:semiHidden="0" w:uiPriority="72" w:unhideWhenUsed="0"/>
-    <w:lsdException w:name="Colorful Grid Accent 3" w:semiHidden="0" w:uiPriority="73" w:unhideWhenUsed="0"/>
-    <w:lsdException w:name="Light Shading Accent 4" w:semiHidden="0" w:uiPriority="60" w:unhideWhenUsed="0"/>
-    <w:lsdException w:name="Light List Accent 4" w:semiHidden="0" w:uiPriority="61" w:unhideWhenUsed="0"/>
-    <w:lsdException w:name="Light Grid Accent 4" w:semiHidden="0" w:uiPriority="62" w:unhideWhenUsed="0"/>
-    <w:lsdException w:name="Medium Shading 1 Accent 4" w:semiHidden="0" w:uiPriority="63" w:unhideWhenUsed="0"/>
-    <w:lsdException w:name="Medium Shading 2 Accent 4" w:semiHidden="0" w:uiPriority="64" w:unhideWhenUsed="0"/>
-    <w:lsdException w:name="Medium List 1 Accent 4" w:semiHidden="0" w:uiPriority="65" w:unhideWhenUsed="0"/>
-    <w:lsdException w:name="Medium List 2 Accent 4" w:semiHidden="0" w:uiPriority="66" w:unhideWhenUsed="0"/>
-    <w:lsdException w:name="Medium Grid 1 Accent 4" w:semiHidden="0" w:uiPriority="67" w:unhideWhenUsed="0"/>
-    <w:lsdException w:name="Medium Grid 2 Accent 4" w:semiHidden="0" w:uiPriority="68" w:unhideWhenUsed="0"/>
-    <w:lsdException w:name="Medium Grid 3 Accent 4" w:semiHidden="0" w:uiPriority="69" w:unhideWhenUsed="0"/>
-    <w:lsdException w:name="Dark List Accent 4" w:semiHidden="0" w:uiPriority="70" w:unhideWhenUsed="0"/>
-    <w:lsdException w:name="Colorful Shading Accent 4" w:semiHidden="0" w:uiPriority="71" w:unhideWhenUsed="0"/>
-    <w:lsdException w:name="Colorful List Accent 4" w:semiHidden="0" w:uiPriority="72" w:unhideWhenUsed="0"/>
-    <w:lsdException w:name="Colorful Grid Accent 4" w:semiHidden="0" w:uiPriority="73" w:unhideWhenUsed="0"/>
-    <w:lsdException w:name="Light Shading Accent 5" w:semiHidden="0" w:uiPriority="60" w:unhideWhenUsed="0"/>
-    <w:lsdException w:name="Light List Accent 5" w:semiHidden="0" w:uiPriority="61" w:unhideWhenUsed="0"/>
-    <w:lsdException w:name="Light Grid Accent 5" w:semiHidden="0" w:uiPriority="62" w:unhideWhenUsed="0"/>
-    <w:lsdException w:name="Medium Shading 1 Accent 5" w:semiHidden="0" w:uiPriority="63" w:unhideWhenUsed="0"/>
-    <w:lsdException w:name="Medium Shading 2 Accent 5" w:semiHidden="0" w:uiPriority="64" w:unhideWhenUsed="0"/>
-    <w:lsdException w:name="Medium List 1 Accent 5" w:semiHidden="0" w:uiPriority="65" w:unhideWhenUsed="0"/>
-    <w:lsdException w:name="Medium List 2 Accent 5" w:semiHidden="0" w:uiPriority="66" w:unhideWhenUsed="0"/>
-    <w:lsdException w:name="Medium Grid 1 Accent 5" w:semiHidden="0" w:uiPriority="67" w:unhideWhenUsed="0"/>
-    <w:lsdException w:name="Medium Grid 2 Accent 5" w:semiHidden="0" w:uiPriority="68" w:unhideWhenUsed="0"/>
-    <w:lsdException w:name="Medium Grid 3 Accent 5" w:semiHidden="0" w:uiPriority="69" w:unhideWhenUsed="0"/>
-    <w:lsdException w:name="Dark List Accent 5" w:semiHidden="0" w:uiPriority="70" w:unhideWhenUsed="0"/>
-    <w:lsdException w:name="Colorful Shading Accent 5" w:semiHidden="0" w:uiPriority="71" w:unhideWhenUsed="0"/>
-    <w:lsdException w:name="Colorful List Accent 5" w:semiHidden="0" w:uiPriority="72" w:unhideWhenUsed="0"/>
-    <w:lsdException w:name="Colorful Grid Accent 5" w:semiHidden="0" w:uiPriority="73" w:unhideWhenUsed="0"/>
-    <w:lsdException w:name="Light Shading Accent 6" w:semiHidden="0" w:uiPriority="60" w:unhideWhenUsed="0"/>
-    <w:lsdException w:name="Light List Accent 6" w:semiHidden="0" w:uiPriority="61" w:unhideWhenUsed="0"/>
-    <w:lsdException w:name="Light Grid Accent 6" w:semiHidden="0" w:uiPriority="62" w:unhideWhenUsed="0"/>
-    <w:lsdException w:name="Medium Shading 1 Accent 6" w:semiHidden="0" w:uiPriority="63" w:unhideWhenUsed="0"/>
-    <w:lsdException w:name="Medium Shading 2 Accent 6" w:semiHidden="0" w:uiPriority="64" w:unhideWhenUsed="0"/>
-    <w:lsdException w:name="Medium List 1 Accent 6" w:semiHidden="0" w:uiPriority="65" w:unhideWhenUsed="0"/>
-    <w:lsdException w:name="Medium List 2 Accent 6" w:semiHidden="0" w:uiPriority="66" w:unhideWhenUsed="0"/>
-    <w:lsdException w:name="Medium Grid 1 Accent 6" w:semiHidden="0" w:uiPriority="67" w:unhideWhenUsed="0"/>
-    <w:lsdException w:name="Medium Grid 2 Accent 6" w:semiHidden="0" w:uiPriority="68" w:unhideWhenUsed="0"/>
-    <w:lsdException w:name="Medium Grid 3 Accent 6" w:semiHidden="0" w:uiPriority="69" w:unhideWhenUsed="0"/>
-    <w:lsdException w:name="Dark List Accent 6" w:semiHidden="0" w:uiPriority="70" w:unhideWhenUsed="0"/>
-    <w:lsdException w:name="Colorful Shading Accent 6" w:semiHidden="0" w:uiPriority="71" w:unhideWhenUsed="0"/>
-    <w:lsdException w:name="Colorful List Accent 6" w:semiHidden="0" w:uiPriority="72" w:unhideWhenUsed="0"/>
-    <w:lsdException w:name="Colorful Grid Accent 6" w:semiHidden="0" w:uiPriority="73" w:unhideWhenUsed="0"/>
-    <w:lsdException w:name="Subtle Emphasis" w:semiHidden="0" w:uiPriority="19" w:unhideWhenUsed="0" w:qFormat="1"/>
-    <w:lsdException w:name="Intense Emphasis" w:semiHidden="0" w:uiPriority="21" w:unhideWhenUsed="0" w:qFormat="1"/>
-    <w:lsdException w:name="Subtle Reference" w:semiHidden="0" w:uiPriority="31" w:unhideWhenUsed="0" w:qFormat="1"/>
-    <w:lsdException w:name="Intense Reference" w:semiHidden="0" w:uiPriority="32" w:unhideWhenUsed="0" w:qFormat="1"/>
-    <w:lsdException w:name="Book Title" w:semiHidden="0" w:uiPriority="33" w:unhideWhenUsed="0" w:qFormat="1"/>
-    <w:lsdException w:name="Bibliography" w:uiPriority="37"/>
-    <w:lsdException w:name="TOC Heading" w:uiPriority="39" w:qFormat="1"/>
+  <w:latentStyles w:defLockedState="0" w:defUIPriority="99" w:defSemiHidden="0" w:defUnhideWhenUsed="0" w:defQFormat="0" w:count="376">
+    <w:lsdException w:name="Normal" w:uiPriority="0" w:qFormat="1"/>
+    <w:lsdException w:name="heading 1" w:uiPriority="9" w:qFormat="1"/>
+    <w:lsdException w:name="heading 2" w:semiHidden="1" w:uiPriority="9" w:unhideWhenUsed="1" w:qFormat="1"/>
+    <w:lsdException w:name="heading 3" w:semiHidden="1" w:uiPriority="9" w:unhideWhenUsed="1" w:qFormat="1"/>
+    <w:lsdException w:name="heading 4" w:semiHidden="1" w:uiPriority="9" w:unhideWhenUsed="1" w:qFormat="1"/>
+    <w:lsdException w:name="heading 5" w:semiHidden="1" w:uiPriority="9" w:unhideWhenUsed="1" w:qFormat="1"/>
+    <w:lsdException w:name="heading 6" w:semiHidden="1" w:uiPriority="9" w:unhideWhenUsed="1" w:qFormat="1"/>
+    <w:lsdException w:name="heading 7" w:semiHidden="1" w:uiPriority="9" w:unhideWhenUsed="1" w:qFormat="1"/>
+    <w:lsdException w:name="heading 8" w:semiHidden="1" w:uiPriority="9" w:unhideWhenUsed="1" w:qFormat="1"/>
+    <w:lsdException w:name="heading 9" w:semiHidden="1" w:uiPriority="9" w:unhideWhenUsed="1" w:qFormat="1"/>
+    <w:lsdException w:name="index 1" w:semiHidden="1" w:unhideWhenUsed="1"/>
+    <w:lsdException w:name="index 2" w:semiHidden="1" w:unhideWhenUsed="1"/>
+    <w:lsdException w:name="index 3" w:semiHidden="1" w:unhideWhenUsed="1"/>
+    <w:lsdException w:name="index 4" w:semiHidden="1" w:unhideWhenUsed="1"/>
+    <w:lsdException w:name="index 5" w:semiHidden="1" w:unhideWhenUsed="1"/>
+    <w:lsdException w:name="index 6" w:semiHidden="1" w:unhideWhenUsed="1"/>
+    <w:lsdException w:name="index 7" w:semiHidden="1" w:unhideWhenUsed="1"/>
+    <w:lsdException w:name="index 8" w:semiHidden="1" w:unhideWhenUsed="1"/>
+    <w:lsdException w:name="index 9" w:semiHidden="1" w:unhideWhenUsed="1"/>
+    <w:lsdException w:name="toc 1" w:semiHidden="1" w:uiPriority="39" w:unhideWhenUsed="1"/>
+    <w:lsdException w:name="toc 2" w:semiHidden="1" w:uiPriority="39" w:unhideWhenUsed="1"/>
+    <w:lsdException w:name="toc 3" w:semiHidden="1" w:uiPriority="39" w:unhideWhenUsed="1"/>
+    <w:lsdException w:name="toc 4" w:semiHidden="1" w:uiPriority="39" w:unhideWhenUsed="1"/>
+    <w:lsdException w:name="toc 5" w:semiHidden="1" w:uiPriority="39" w:unhideWhenUsed="1"/>
+    <w:lsdException w:name="toc 6" w:semiHidden="1" w:uiPriority="39" w:unhideWhenUsed="1"/>
+    <w:lsdException w:name="toc 7" w:semiHidden="1" w:uiPriority="39" w:unhideWhenUsed="1"/>
+    <w:lsdException w:name="toc 8" w:semiHidden="1" w:uiPriority="39" w:unhideWhenUsed="1"/>
+    <w:lsdException w:name="toc 9" w:semiHidden="1" w:uiPriority="39" w:unhideWhenUsed="1"/>
+    <w:lsdException w:name="Normal Indent" w:semiHidden="1" w:unhideWhenUsed="1"/>
+    <w:lsdException w:name="footnote text" w:semiHidden="1" w:unhideWhenUsed="1"/>
+    <w:lsdException w:name="annotation text" w:semiHidden="1" w:unhideWhenUsed="1"/>
+    <w:lsdException w:name="header" w:semiHidden="1" w:unhideWhenUsed="1"/>
+    <w:lsdException w:name="footer" w:semiHidden="1" w:unhideWhenUsed="1"/>
+    <w:lsdException w:name="index heading" w:semiHidden="1" w:unhideWhenUsed="1"/>
+    <w:lsdException w:name="caption" w:semiHidden="1" w:uiPriority="35" w:unhideWhenUsed="1" w:qFormat="1"/>
+    <w:lsdException w:name="table of figures" w:semiHidden="1" w:unhideWhenUsed="1"/>
+    <w:lsdException w:name="envelope address" w:semiHidden="1" w:unhideWhenUsed="1"/>
+    <w:lsdException w:name="envelope return" w:semiHidden="1" w:unhideWhenUsed="1"/>
+    <w:lsdException w:name="footnote reference" w:semiHidden="1" w:unhideWhenUsed="1"/>
+    <w:lsdException w:name="annotation reference" w:semiHidden="1" w:unhideWhenUsed="1"/>
+    <w:lsdException w:name="line number" w:semiHidden="1" w:unhideWhenUsed="1"/>
+    <w:lsdException w:name="page number" w:semiHidden="1" w:unhideWhenUsed="1"/>
+    <w:lsdException w:name="endnote reference" w:semiHidden="1" w:unhideWhenUsed="1"/>
+    <w:lsdException w:name="endnote text" w:semiHidden="1" w:unhideWhenUsed="1"/>
+    <w:lsdException w:name="table of authorities" w:semiHidden="1" w:unhideWhenUsed="1"/>
+    <w:lsdException w:name="macro" w:semiHidden="1" w:unhideWhenUsed="1"/>
+    <w:lsdException w:name="toa heading" w:semiHidden="1" w:unhideWhenUsed="1"/>
+    <w:lsdException w:name="List" w:semiHidden="1" w:unhideWhenUsed="1"/>
+    <w:lsdException w:name="List Bullet" w:semiHidden="1" w:unhideWhenUsed="1"/>
+    <w:lsdException w:name="List Number" w:semiHidden="1" w:unhideWhenUsed="1"/>
+    <w:lsdException w:name="List 2" w:semiHidden="1" w:unhideWhenUsed="1"/>
+    <w:lsdException w:name="List 3" w:semiHidden="1" w:unhideWhenUsed="1"/>
+    <w:lsdException w:name="List 4" w:semiHidden="1" w:unhideWhenUsed="1"/>
+    <w:lsdException w:name="List 5" w:semiHidden="1" w:unhideWhenUsed="1"/>
+    <w:lsdException w:name="List Bullet 2" w:semiHidden="1" w:unhideWhenUsed="1"/>
+    <w:lsdException w:name="List Bullet 3" w:semiHidden="1" w:unhideWhenUsed="1"/>
+    <w:lsdException w:name="List Bullet 4" w:semiHidden="1" w:unhideWhenUsed="1"/>
+    <w:lsdException w:name="List Bullet 5" w:semiHidden="1" w:unhideWhenUsed="1"/>
+    <w:lsdException w:name="List Number 2" w:semiHidden="1" w:unhideWhenUsed="1"/>
+    <w:lsdException w:name="List Number 3" w:semiHidden="1" w:unhideWhenUsed="1"/>
+    <w:lsdException w:name="List Number 4" w:semiHidden="1" w:unhideWhenUsed="1"/>
+    <w:lsdException w:name="List Number 5" w:semiHidden="1" w:unhideWhenUsed="1"/>
+    <w:lsdException w:name="Title" w:uiPriority="10" w:qFormat="1"/>
+    <w:lsdException w:name="Closing" w:semiHidden="1" w:unhideWhenUsed="1"/>
+    <w:lsdException w:name="Signature" w:semiHidden="1" w:unhideWhenUsed="1"/>
+    <w:lsdException w:name="Default Paragraph Font" w:semiHidden="1" w:uiPriority="1" w:unhideWhenUsed="1"/>
+    <w:lsdException w:name="Body Text" w:semiHidden="1" w:unhideWhenUsed="1"/>
+    <w:lsdException w:name="Body Text Indent" w:semiHidden="1" w:unhideWhenUsed="1"/>
+    <w:lsdException w:name="List Continue" w:semiHidden="1" w:unhideWhenUsed="1"/>
+    <w:lsdException w:name="List Continue 2" w:semiHidden="1" w:unhideWhenUsed="1"/>
+    <w:lsdException w:name="List Continue 3" w:semiHidden="1" w:unhideWhenUsed="1"/>
+    <w:lsdException w:name="List Continue 4" w:semiHidden="1" w:unhideWhenUsed="1"/>
+    <w:lsdException w:name="List Continue 5" w:semiHidden="1" w:unhideWhenUsed="1"/>
+    <w:lsdException w:name="Message Header" w:semiHidden="1" w:unhideWhenUsed="1"/>
+    <w:lsdException w:name="Subtitle" w:uiPriority="11" w:qFormat="1"/>
+    <w:lsdException w:name="Salutation" w:semiHidden="1" w:unhideWhenUsed="1"/>
+    <w:lsdException w:name="Date" w:semiHidden="1" w:unhideWhenUsed="1"/>
+    <w:lsdException w:name="Body Text First Indent" w:semiHidden="1" w:unhideWhenUsed="1"/>
+    <w:lsdException w:name="Body Text First Indent 2" w:semiHidden="1" w:unhideWhenUsed="1"/>
+    <w:lsdException w:name="Note Heading" w:semiHidden="1" w:unhideWhenUsed="1"/>
+    <w:lsdException w:name="Body Text 2" w:semiHidden="1" w:unhideWhenUsed="1"/>
+    <w:lsdException w:name="Body Text 3" w:semiHidden="1" w:unhideWhenUsed="1"/>
+    <w:lsdException w:name="Body Text Indent 2" w:semiHidden="1" w:unhideWhenUsed="1"/>
+    <w:lsdException w:name="Body Text Indent 3" w:semiHidden="1" w:unhideWhenUsed="1"/>
+    <w:lsdException w:name="Block Text" w:semiHidden="1" w:unhideWhenUsed="1"/>
+    <w:lsdException w:name="Hyperlink" w:semiHidden="1" w:unhideWhenUsed="1"/>
+    <w:lsdException w:name="FollowedHyperlink" w:semiHidden="1" w:unhideWhenUsed="1"/>
+    <w:lsdException w:name="Strong" w:uiPriority="22" w:qFormat="1"/>
+    <w:lsdException w:name="Emphasis" w:uiPriority="20" w:qFormat="1"/>
+    <w:lsdException w:name="Document Map" w:semiHidden="1" w:unhideWhenUsed="1"/>
+    <w:lsdException w:name="Plain Text" w:semiHidden="1" w:unhideWhenUsed="1"/>
+    <w:lsdException w:name="E-mail Signature" w:semiHidden="1" w:unhideWhenUsed="1"/>
+    <w:lsdException w:name="HTML Top of Form" w:semiHidden="1" w:unhideWhenUsed="1"/>
+    <w:lsdException w:name="HTML Bottom of Form" w:semiHidden="1" w:unhideWhenUsed="1"/>
+    <w:lsdException w:name="Normal (Web)" w:semiHidden="1" w:unhideWhenUsed="1"/>
+    <w:lsdException w:name="HTML Acronym" w:semiHidden="1" w:unhideWhenUsed="1"/>
+    <w:lsdException w:name="HTML Address" w:semiHidden="1" w:unhideWhenUsed="1"/>
+    <w:lsdException w:name="HTML Cite" w:semiHidden="1" w:unhideWhenUsed="1"/>
+    <w:lsdException w:name="HTML Code" w:semiHidden="1" w:unhideWhenUsed="1"/>
+    <w:lsdException w:name="HTML Definition" w:semiHidden="1" w:unhideWhenUsed="1"/>
+    <w:lsdException w:name="HTML Keyboard" w:semiHidden="1" w:unhideWhenUsed="1"/>
+    <w:lsdException w:name="HTML Preformatted" w:semiHidden="1" w:unhideWhenUsed="1"/>
+    <w:lsdException w:name="HTML Sample" w:semiHidden="1" w:unhideWhenUsed="1"/>
+    <w:lsdException w:name="HTML Typewriter" w:semiHidden="1" w:unhideWhenUsed="1"/>
+    <w:lsdException w:name="HTML Variable" w:semiHidden="1" w:unhideWhenUsed="1"/>
+    <w:lsdException w:name="Normal Table" w:semiHidden="1" w:unhideWhenUsed="1"/>
+    <w:lsdException w:name="annotation subject" w:semiHidden="1" w:unhideWhenUsed="1"/>
+    <w:lsdException w:name="No List" w:semiHidden="1" w:unhideWhenUsed="1"/>
+    <w:lsdException w:name="Outline List 1" w:semiHidden="1" w:unhideWhenUsed="1"/>
+    <w:lsdException w:name="Outline List 2" w:semiHidden="1" w:unhideWhenUsed="1"/>
+    <w:lsdException w:name="Outline List 3" w:semiHidden="1" w:unhideWhenUsed="1"/>
+    <w:lsdException w:name="Table Simple 1" w:semiHidden="1" w:unhideWhenUsed="1"/>
+    <w:lsdException w:name="Table Simple 2" w:semiHidden="1" w:unhideWhenUsed="1"/>
+    <w:lsdException w:name="Table Simple 3" w:semiHidden="1" w:unhideWhenUsed="1"/>
+    <w:lsdException w:name="Table Classic 1" w:semiHidden="1" w:unhideWhenUsed="1"/>
+    <w:lsdException w:name="Table Classic 2" w:semiHidden="1" w:unhideWhenUsed="1"/>
+    <w:lsdException w:name="Table Classic 3" w:semiHidden="1" w:unhideWhenUsed="1"/>
+    <w:lsdException w:name="Table Classic 4" w:semiHidden="1" w:unhideWhenUsed="1"/>
+    <w:lsdException w:name="Table Colorful 1" w:semiHidden="1" w:unhideWhenUsed="1"/>
+    <w:lsdException w:name="Table Colorful 2" w:semiHidden="1" w:unhideWhenUsed="1"/>
+    <w:lsdException w:name="Table Colorful 3" w:semiHidden="1" w:unhideWhenUsed="1"/>
+    <w:lsdException w:name="Table Columns 1" w:semiHidden="1" w:unhideWhenUsed="1"/>
+    <w:lsdException w:name="Table Columns 2" w:semiHidden="1" w:unhideWhenUsed="1"/>
+    <w:lsdException w:name="Table Columns 3" w:semiHidden="1" w:unhideWhenUsed="1"/>
+    <w:lsdException w:name="Table Columns 4" w:semiHidden="1" w:unhideWhenUsed="1"/>
+    <w:lsdException w:name="Table Columns 5" w:semiHidden="1" w:unhideWhenUsed="1"/>
+    <w:lsdException w:name="Table Grid 1" w:semiHidden="1" w:unhideWhenUsed="1"/>
+    <w:lsdException w:name="Table Grid 2" w:semiHidden="1" w:unhideWhenUsed="1"/>
+    <w:lsdException w:name="Table Grid 3" w:semiHidden="1" w:unhideWhenUsed="1"/>
+    <w:lsdException w:name="Table Grid 4" w:semiHidden="1" w:unhideWhenUsed="1"/>
+    <w:lsdException w:name="Table Grid 5" w:semiHidden="1" w:unhideWhenUsed="1"/>
+    <w:lsdException w:name="Table Grid 6" w:semiHidden="1" w:unhideWhenUsed="1"/>
+    <w:lsdException w:name="Table Grid 7" w:semiHidden="1" w:unhideWhenUsed="1"/>
+    <w:lsdException w:name="Table Grid 8" w:semiHidden="1" w:unhideWhenUsed="1"/>
+    <w:lsdException w:name="Table List 1" w:semiHidden="1" w:unhideWhenUsed="1"/>
+    <w:lsdException w:name="Table List 2" w:semiHidden="1" w:unhideWhenUsed="1"/>
+    <w:lsdException w:name="Table List 3" w:semiHidden="1" w:unhideWhenUsed="1"/>
+    <w:lsdException w:name="Table List 4" w:semiHidden="1" w:unhideWhenUsed="1"/>
+    <w:lsdException w:name="Table List 5" w:semiHidden="1" w:unhideWhenUsed="1"/>
+    <w:lsdException w:name="Table List 6" w:semiHidden="1" w:unhideWhenUsed="1"/>
+    <w:lsdException w:name="Table List 7" w:semiHidden="1" w:unhideWhenUsed="1"/>
+    <w:lsdException w:name="Table List 8" w:semiHidden="1" w:unhideWhenUsed="1"/>
+    <w:lsdException w:name="Table 3D effects 1" w:semiHidden="1" w:unhideWhenUsed="1"/>
+    <w:lsdException w:name="Table 3D effects 2" w:semiHidden="1" w:unhideWhenUsed="1"/>
+    <w:lsdException w:name="Table 3D effects 3" w:semiHidden="1" w:unhideWhenUsed="1"/>
+    <w:lsdException w:name="Table Contemporary" w:semiHidden="1" w:unhideWhenUsed="1"/>
+    <w:lsdException w:name="Table Elegant" w:semiHidden="1" w:unhideWhenUsed="1"/>
+    <w:lsdException w:name="Table Professional" w:semiHidden="1" w:unhideWhenUsed="1"/>
+    <w:lsdException w:name="Table Subtle 1" w:semiHidden="1" w:unhideWhenUsed="1"/>
+    <w:lsdException w:name="Table Subtle 2" w:semiHidden="1" w:unhideWhenUsed="1"/>
+    <w:lsdException w:name="Table Web 1" w:semiHidden="1" w:unhideWhenUsed="1"/>
+    <w:lsdException w:name="Table Web 2" w:semiHidden="1" w:unhideWhenUsed="1"/>
+    <w:lsdException w:name="Table Web 3" w:semiHidden="1" w:unhideWhenUsed="1"/>
+    <w:lsdException w:name="Balloon Text" w:semiHidden="1" w:unhideWhenUsed="1"/>
+    <w:lsdException w:name="Table Grid" w:uiPriority="59"/>
+    <w:lsdException w:name="Table Theme" w:semiHidden="1" w:unhideWhenUsed="1"/>
+    <w:lsdException w:name="Placeholder Text" w:semiHidden="1"/>
+    <w:lsdException w:name="No Spacing" w:uiPriority="1" w:qFormat="1"/>
+    <w:lsdException w:name="Light Shading" w:uiPriority="60"/>
+    <w:lsdException w:name="Light List" w:uiPriority="61"/>
+    <w:lsdException w:name="Light Grid" w:uiPriority="62"/>
+    <w:lsdException w:name="Medium Shading 1" w:uiPriority="63"/>
+    <w:lsdException w:name="Medium Shading 2" w:uiPriority="64"/>
+    <w:lsdException w:name="Medium List 1" w:uiPriority="65"/>
+    <w:lsdException w:name="Medium List 2" w:uiPriority="66"/>
+    <w:lsdException w:name="Medium Grid 1" w:uiPriority="67"/>
+    <w:lsdException w:name="Medium Grid 2" w:uiPriority="68"/>
+    <w:lsdException w:name="Medium Grid 3" w:uiPriority="69"/>
+    <w:lsdException w:name="Dark List" w:uiPriority="70"/>
+    <w:lsdException w:name="Colorful Shading" w:uiPriority="71"/>
+    <w:lsdException w:name="Colorful List" w:uiPriority="72"/>
+    <w:lsdException w:name="Colorful Grid" w:uiPriority="73"/>
+    <w:lsdException w:name="Light Shading Accent 1" w:uiPriority="60"/>
+    <w:lsdException w:name="Light List Accent 1" w:uiPriority="61"/>
+    <w:lsdException w:name="Light Grid Accent 1" w:uiPriority="62"/>
+    <w:lsdException w:name="Medium Shading 1 Accent 1" w:uiPriority="63"/>
+    <w:lsdException w:name="Medium Shading 2 Accent 1" w:uiPriority="64"/>
+    <w:lsdException w:name="Medium List 1 Accent 1" w:uiPriority="65"/>
+    <w:lsdException w:name="Revision" w:semiHidden="1"/>
+    <w:lsdException w:name="List Paragraph" w:uiPriority="34" w:qFormat="1"/>
+    <w:lsdException w:name="Quote" w:uiPriority="29" w:qFormat="1"/>
+    <w:lsdException w:name="Intense Quote" w:uiPriority="30" w:qFormat="1"/>
+    <w:lsdException w:name="Medium List 2 Accent 1" w:uiPriority="66"/>
+    <w:lsdException w:name="Medium Grid 1 Accent 1" w:uiPriority="67"/>
+    <w:lsdException w:name="Medium Grid 2 Accent 1" w:uiPriority="68"/>
+    <w:lsdException w:name="Medium Grid 3 Accent 1" w:uiPriority="69"/>
+    <w:lsdException w:name="Dark List Accent 1" w:uiPriority="70"/>
+    <w:lsdException w:name="Colorful Shading Accent 1" w:uiPriority="71"/>
+    <w:lsdException w:name="Colorful List Accent 1" w:uiPriority="72"/>
+    <w:lsdException w:name="Colorful Grid Accent 1" w:uiPriority="73"/>
+    <w:lsdException w:name="Light Shading Accent 2" w:uiPriority="60"/>
+    <w:lsdException w:name="Light List Accent 2" w:uiPriority="61"/>
+    <w:lsdException w:name="Light Grid Accent 2" w:uiPriority="62"/>
+    <w:lsdException w:name="Medium Shading 1 Accent 2" w:uiPriority="63"/>
+    <w:lsdException w:name="Medium Shading 2 Accent 2" w:uiPriority="64"/>
+    <w:lsdException w:name="Medium List 1 Accent 2" w:uiPriority="65"/>
+    <w:lsdException w:name="Medium List 2 Accent 2" w:uiPriority="66"/>
+    <w:lsdException w:name="Medium Grid 1 Accent 2" w:uiPriority="67"/>
+    <w:lsdException w:name="Medium Grid 2 Accent 2" w:uiPriority="68"/>
+    <w:lsdException w:name="Medium Grid 3 Accent 2" w:uiPriority="69"/>
+    <w:lsdException w:name="Dark List Accent 2" w:uiPriority="70"/>
+    <w:lsdException w:name="Colorful Shading Accent 2" w:uiPriority="71"/>
+    <w:lsdException w:name="Colorful List Accent 2" w:uiPriority="72"/>
+    <w:lsdException w:name="Colorful Grid Accent 2" w:uiPriority="73"/>
+    <w:lsdException w:name="Light Shading Accent 3" w:uiPriority="60"/>
+    <w:lsdException w:name="Light List Accent 3" w:uiPriority="61"/>
+    <w:lsdException w:name="Light Grid Accent 3" w:uiPriority="62"/>
+    <w:lsdException w:name="Medium Shading 1 Accent 3" w:uiPriority="63"/>
+    <w:lsdException w:name="Medium Shading 2 Accent 3" w:uiPriority="64"/>
+    <w:lsdException w:name="Medium List 1 Accent 3" w:uiPriority="65"/>
+    <w:lsdException w:name="Medium List 2 Accent 3" w:uiPriority="66"/>
+    <w:lsdException w:name="Medium Grid 1 Accent 3" w:uiPriority="67"/>
+    <w:lsdException w:name="Medium Grid 2 Accent 3" w:uiPriority="68"/>
+    <w:lsdException w:name="Medium Grid 3 Accent 3" w:uiPriority="69"/>
+    <w:lsdException w:name="Dark List Accent 3" w:uiPriority="70"/>
+    <w:lsdException w:name="Colorful Shading Accent 3" w:uiPriority="71"/>
+    <w:lsdException w:name="Colorful List Accent 3" w:uiPriority="72"/>
+    <w:lsdException w:name="Colorful Grid Accent 3" w:uiPriority="73"/>
+    <w:lsdException w:name="Light Shading Accent 4" w:uiPriority="60"/>
+    <w:lsdException w:name="Light List Accent 4" w:uiPriority="61"/>
+    <w:lsdException w:name="Light Grid Accent 4" w:uiPriority="62"/>
+    <w:lsdException w:name="Medium Shading 1 Accent 4" w:uiPriority="63"/>
+    <w:lsdException w:name="Medium Shading 2 Accent 4" w:uiPriority="64"/>
+    <w:lsdException w:name="Medium List 1 Accent 4" w:uiPriority="65"/>
+    <w:lsdException w:name="Medium List 2 Accent 4" w:uiPriority="66"/>
+    <w:lsdException w:name="Medium Grid 1 Accent 4" w:uiPriority="67"/>
+    <w:lsdException w:name="Medium Grid 2 Accent 4" w:uiPriority="68"/>
+    <w:lsdException w:name="Medium Grid 3 Accent 4" w:uiPriority="69"/>
+    <w:lsdException w:name="Dark List Accent 4" w:uiPriority="70"/>
+    <w:lsdException w:name="Colorful Shading Accent 4" w:uiPriority="71"/>
+    <w:lsdException w:name="Colorful List Accent 4" w:uiPriority="72"/>
+    <w:lsdException w:name="Colorful Grid Accent 4" w:uiPriority="73"/>
+    <w:lsdException w:name="Light Shading Accent 5" w:uiPriority="60"/>
+    <w:lsdException w:name="Light List Accent 5" w:uiPriority="61"/>
+    <w:lsdException w:name="Light Grid Accent 5" w:uiPriority="62"/>
+    <w:lsdException w:name="Medium Shading 1 Accent 5" w:uiPriority="63"/>
+    <w:lsdException w:name="Medium Shading 2 Accent 5" w:uiPriority="64"/>
+    <w:lsdException w:name="Medium List 1 Accent 5" w:uiPriority="65"/>
+    <w:lsdException w:name="Medium List 2 Accent 5" w:uiPriority="66"/>
+    <w:lsdException w:name="Medium Grid 1 Accent 5" w:uiPriority="67"/>
+    <w:lsdException w:name="Medium Grid 2 Accent 5" w:uiPriority="68"/>
+    <w:lsdException w:name="Medium Grid 3 Accent 5" w:uiPriority="69"/>
+    <w:lsdException w:name="Dark List Accent 5" w:uiPriority="70"/>
+    <w:lsdException w:name="Colorful Shading Accent 5" w:uiPriority="71"/>
+    <w:lsdException w:name="Colorful List Accent 5" w:uiPriority="72"/>
+    <w:lsdException w:name="Colorful Grid Accent 5" w:uiPriority="73"/>
+    <w:lsdException w:name="Light Shading Accent 6" w:uiPriority="60"/>
+    <w:lsdException w:name="Light List Accent 6" w:uiPriority="61"/>
+    <w:lsdException w:name="Light Grid Accent 6" w:uiPriority="62"/>
+    <w:lsdException w:name="Medium Shading 1 Accent 6" w:uiPriority="63"/>
+    <w:lsdException w:name="Medium Shading 2 Accent 6" w:uiPriority="64"/>
+    <w:lsdException w:name="Medium List 1 Accent 6" w:uiPriority="65"/>
+    <w:lsdException w:name="Medium List 2 Accent 6" w:uiPriority="66"/>
+    <w:lsdException w:name="Medium Grid 1 Accent 6" w:uiPriority="67"/>
+    <w:lsdException w:name="Medium Grid 2 Accent 6" w:uiPriority="68"/>
+    <w:lsdException w:name="Medium Grid 3 Accent 6" w:uiPriority="69"/>
+    <w:lsdException w:name="Dark List Accent 6" w:uiPriority="70"/>
+    <w:lsdException w:name="Colorful Shading Accent 6" w:uiPriority="71"/>
+    <w:lsdException w:name="Colorful List Accent 6" w:uiPriority="72"/>
+    <w:lsdException w:name="Colorful Grid Accent 6" w:uiPriority="73"/>
+    <w:lsdException w:name="Subtle Emphasis" w:uiPriority="19" w:qFormat="1"/>
+    <w:lsdException w:name="Intense Emphasis" w:uiPriority="21" w:qFormat="1"/>
+    <w:lsdException w:name="Subtle Reference" w:uiPriority="31" w:qFormat="1"/>
+    <w:lsdException w:name="Intense Reference" w:uiPriority="32" w:qFormat="1"/>
+    <w:lsdException w:name="Book Title" w:uiPriority="33" w:qFormat="1"/>
+    <w:lsdException w:name="Bibliography" w:semiHidden="1" w:uiPriority="37" w:unhideWhenUsed="1"/>
+    <w:lsdException w:name="TOC Heading" w:semiHidden="1" w:uiPriority="39" w:unhideWhenUsed="1" w:qFormat="1"/>
+    <w:lsdException w:name="Plain Table 1" w:uiPriority="41"/>
+    <w:lsdException w:name="Plain Table 2" w:uiPriority="42"/>
+    <w:lsdException w:name="Plain Table 3" w:uiPriority="43"/>
+    <w:lsdException w:name="Plain Table 4" w:uiPriority="44"/>
+    <w:lsdException w:name="Plain Table 5" w:uiPriority="45"/>
+    <w:lsdException w:name="Grid Table Light" w:uiPriority="40"/>
+    <w:lsdException w:name="Grid Table 1 Light" w:uiPriority="46"/>
+    <w:lsdException w:name="Grid Table 2" w:uiPriority="47"/>
+    <w:lsdException w:name="Grid Table 3" w:uiPriority="48"/>
+    <w:lsdException w:name="Grid Table 4" w:uiPriority="49"/>
+    <w:lsdException w:name="Grid Table 5 Dark" w:uiPriority="50"/>
+    <w:lsdException w:name="Grid Table 6 Colorful" w:uiPriority="51"/>
+    <w:lsdException w:name="Grid Table 7 Colorful" w:uiPriority="52"/>
+    <w:lsdException w:name="Grid Table 1 Light Accent 1" w:uiPriority="46"/>
+    <w:lsdException w:name="Grid Table 2 Accent 1" w:uiPriority="47"/>
+    <w:lsdException w:name="Grid Table 3 Accent 1" w:uiPriority="48"/>
+    <w:lsdException w:name="Grid Table 4 Accent 1" w:uiPriority="49"/>
+    <w:lsdException w:name="Grid Table 5 Dark Accent 1" w:uiPriority="50"/>
+    <w:lsdException w:name="Grid Table 6 Colorful Accent 1" w:uiPriority="51"/>
+    <w:lsdException w:name="Grid Table 7 Colorful Accent 1" w:uiPriority="52"/>
+    <w:lsdException w:name="Grid Table 1 Light Accent 2" w:uiPriority="46"/>
+    <w:lsdException w:name="Grid Table 2 Accent 2" w:uiPriority="47"/>
+    <w:lsdException w:name="Grid Table 3 Accent 2" w:uiPriority="48"/>
+    <w:lsdException w:name="Grid Table 4 Accent 2" w:uiPriority="49"/>
+    <w:lsdException w:name="Grid Table 5 Dark Accent 2" w:uiPriority="50"/>
+    <w:lsdException w:name="Grid Table 6 Colorful Accent 2" w:uiPriority="51"/>
+    <w:lsdException w:name="Grid Table 7 Colorful Accent 2" w:uiPriority="52"/>
+    <w:lsdException w:name="Grid Table 1 Light Accent 3" w:uiPriority="46"/>
+    <w:lsdException w:name="Grid Table 2 Accent 3" w:uiPriority="47"/>
+    <w:lsdException w:name="Grid Table 3 Accent 3" w:uiPriority="48"/>
+    <w:lsdException w:name="Grid Table 4 Accent 3" w:uiPriority="49"/>
+    <w:lsdException w:name="Grid Table 5 Dark Accent 3" w:uiPriority="50"/>
+    <w:lsdException w:name="Grid Table 6 Colorful Accent 3" w:uiPriority="51"/>
+    <w:lsdException w:name="Grid Table 7 Colorful Accent 3" w:uiPriority="52"/>
+    <w:lsdException w:name="Grid Table 1 Light Accent 4" w:uiPriority="46"/>
+    <w:lsdException w:name="Grid Table 2 Accent 4" w:uiPriority="47"/>
+    <w:lsdException w:name="Grid Table 3 Accent 4" w:uiPriority="48"/>
+    <w:lsdException w:name="Grid Table 4 Accent 4" w:uiPriority="49"/>
+    <w:lsdException w:name="Grid Table 5 Dark Accent 4" w:uiPriority="50"/>
+    <w:lsdException w:name="Grid Table 6 Colorful Accent 4" w:uiPriority="51"/>
+    <w:lsdException w:name="Grid Table 7 Colorful Accent 4" w:uiPriority="52"/>
+    <w:lsdException w:name="Grid Table 1 Light Accent 5" w:uiPriority="46"/>
+    <w:lsdException w:name="Grid Table 2 Accent 5" w:uiPriority="47"/>
+    <w:lsdException w:name="Grid Table 3 Accent 5" w:uiPriority="48"/>
+    <w:lsdException w:name="Grid Table 4 Accent 5" w:uiPriority="49"/>
+    <w:lsdException w:name="Grid Table 5 Dark Accent 5" w:uiPriority="50"/>
+    <w:lsdException w:name="Grid Table 6 Colorful Accent 5" w:uiPriority="51"/>
+    <w:lsdException w:name="Grid Table 7 Colorful Accent 5" w:uiPriority="52"/>
+    <w:lsdException w:name="Grid Table 1 Light Accent 6" w:uiPriority="46"/>
+    <w:lsdException w:name="Grid Table 2 Accent 6" w:uiPriority="47"/>
+    <w:lsdException w:name="Grid Table 3 Accent 6" w:uiPriority="48"/>
+    <w:lsdException w:name="Grid Table 4 Accent 6" w:uiPriority="49"/>
+    <w:lsdException w:name="Grid Table 5 Dark Accent 6" w:uiPriority="50"/>
+    <w:lsdException w:name="Grid Table 6 Colorful Accent 6" w:uiPriority="51"/>
+    <w:lsdException w:name="Grid Table 7 Colorful Accent 6" w:uiPriority="52"/>
+    <w:lsdException w:name="List Table 1 Light" w:uiPriority="46"/>
+    <w:lsdException w:name="List Table 2" w:uiPriority="47"/>
+    <w:lsdException w:name="List Table 3" w:uiPriority="48"/>
+    <w:lsdException w:name="List Table 4" w:uiPriority="49"/>
+    <w:lsdException w:name="List Table 5 Dark" w:uiPriority="50"/>
+    <w:lsdException w:name="List Table 6 Colorful" w:uiPriority="51"/>
+    <w:lsdException w:name="List Table 7 Colorful" w:uiPriority="52"/>
+    <w:lsdException w:name="List Table 1 Light Accent 1" w:uiPriority="46"/>
+    <w:lsdException w:name="List Table 2 Accent 1" w:uiPriority="47"/>
+    <w:lsdException w:name="List Table 3 Accent 1" w:uiPriority="48"/>
+    <w:lsdException w:name="List Table 4 Accent 1" w:uiPriority="49"/>
+    <w:lsdException w:name="List Table 5 Dark Accent 1" w:uiPriority="50"/>
+    <w:lsdException w:name="List Table 6 Colorful Accent 1" w:uiPriority="51"/>
+    <w:lsdException w:name="List Table 7 Colorful Accent 1" w:uiPriority="52"/>
+    <w:lsdException w:name="List Table 1 Light Accent 2" w:uiPriority="46"/>
+    <w:lsdException w:name="List Table 2 Accent 2" w:uiPriority="47"/>
+    <w:lsdException w:name="List Table 3 Accent 2" w:uiPriority="48"/>
+    <w:lsdException w:name="List Table 4 Accent 2" w:uiPriority="49"/>
+    <w:lsdException w:name="List Table 5 Dark Accent 2" w:uiPriority="50"/>
+    <w:lsdException w:name="List Table 6 Colorful Accent 2" w:uiPriority="51"/>
+    <w:lsdException w:name="List Table 7 Colorful Accent 2" w:uiPriority="52"/>
+    <w:lsdException w:name="List Table 1 Light Accent 3" w:uiPriority="46"/>
+    <w:lsdException w:name="List Table 2 Accent 3" w:uiPriority="47"/>
+    <w:lsdException w:name="List Table 3 Accent 3" w:uiPriority="48"/>
+    <w:lsdException w:name="List Table 4 Accent 3" w:uiPriority="49"/>
+    <w:lsdException w:name="List Table 5 Dark Accent 3" w:uiPriority="50"/>
+    <w:lsdException w:name="List Table 6 Colorful Accent 3" w:uiPriority="51"/>
+    <w:lsdException w:name="List Table 7 Colorful Accent 3" w:uiPriority="52"/>
+    <w:lsdException w:name="List Table 1 Light Accent 4" w:uiPriority="46"/>
+    <w:lsdException w:name="List Table 2 Accent 4" w:uiPriority="47"/>
+    <w:lsdException w:name="List Table 3 Accent 4" w:uiPriority="48"/>
+    <w:lsdException w:name="List Table 4 Accent 4" w:uiPriority="49"/>
+    <w:lsdException w:name="List Table 5 Dark Accent 4" w:uiPriority="50"/>
+    <w:lsdException w:name="List Table 6 Colorful Accent 4" w:uiPriority="51"/>
+    <w:lsdException w:name="List Table 7 Colorful Accent 4" w:uiPriority="52"/>
+    <w:lsdException w:name="List Table 1 Light Accent 5" w:uiPriority="46"/>
+    <w:lsdException w:name="List Table 2 Accent 5" w:uiPriority="47"/>
+    <w:lsdException w:name="List Table 3 Accent 5" w:uiPriority="48"/>
+    <w:lsdException w:name="List Table 4 Accent 5" w:uiPriority="49"/>
+    <w:lsdException w:name="List Table 5 Dark Accent 5" w:uiPriority="50"/>
+    <w:lsdException w:name="List Table 6 Colorful Accent 5" w:uiPriority="51"/>
+    <w:lsdException w:name="List Table 7 Colorful Accent 5" w:uiPriority="52"/>
+    <w:lsdException w:name="List Table 1 Light Accent 6" w:uiPriority="46"/>
+    <w:lsdException w:name="List Table 2 Accent 6" w:uiPriority="47"/>
+    <w:lsdException w:name="List Table 3 Accent 6" w:uiPriority="48"/>
+    <w:lsdException w:name="List Table 4 Accent 6" w:uiPriority="49"/>
+    <w:lsdException w:name="List Table 5 Dark Accent 6" w:uiPriority="50"/>
+    <w:lsdException w:name="List Table 6 Colorful Accent 6" w:uiPriority="51"/>
+    <w:lsdException w:name="List Table 7 Colorful Accent 6" w:uiPriority="52"/>
+    <w:lsdException w:name="Mention" w:semiHidden="1" w:unhideWhenUsed="1"/>
+    <w:lsdException w:name="Smart Hyperlink" w:semiHidden="1" w:unhideWhenUsed="1"/>
+    <w:lsdException w:name="Hashtag" w:semiHidden="1" w:unhideWhenUsed="1"/>
+    <w:lsdException w:name="Unresolved Mention" w:semiHidden="1" w:unhideWhenUsed="1"/>
+    <w:lsdException w:name="Smart Link" w:semiHidden="1" w:unhideWhenUsed="1"/>
   </w:latentStyles>
   <w:style w:type="paragraph" w:default="1" w:styleId="Normal">
     <w:name w:val="Normal"/>
@@ -4973,6 +5304,7 @@
   <w:style w:type="character" w:default="1" w:styleId="DefaultParagraphFont">
     <w:name w:val="Default Paragraph Font"/>
     <w:uiPriority w:val="1"/>
+    <w:semiHidden/>
     <w:unhideWhenUsed/>
   </w:style>
   <w:style w:type="table" w:default="1" w:styleId="TableNormal">
@@ -4980,7 +5312,6 @@
     <w:uiPriority w:val="99"/>
     <w:semiHidden/>
     <w:unhideWhenUsed/>
-    <w:qFormat/>
     <w:tblPr>
       <w:tblInd w:w="0" w:type="dxa"/>
       <w:tblCellMar>
